--- a/arb/docx/04.content.docx
+++ b/arb/docx/04.content.docx
@@ -22,7 +22,7 @@
         <w:rPr>
           <w:lang w:val="ar_AE" w:bidi="ar_AE"/>
         </w:rPr>
-        <w:t>Resource: ملاحظات الدراسة - مقدمات الكتب (تينديل)</w:t>
+        <w:t>Resource: Tyndale Open Study Notes</w:t>
       </w:r>
       <w:r>
         <w:rPr>
@@ -122,7 +122,7 @@
         <w:rPr>
           <w:lang w:val="ar_AE" w:bidi="ar_AE"/>
         </w:rPr>
-        <w:t>ملاحظات الدراسة - مقدمات الكتب (تينديل)</w:t>
+        <w:t>Tyndale Open Study Notes</w:t>
       </w:r>
     </w:p>
     <w:p>

--- a/arb/docx/04.content.docx
+++ b/arb/docx/04.content.docx
@@ -22,7 +22,7 @@
         <w:rPr>
           <w:lang w:val="ar_AE" w:bidi="ar_AE"/>
         </w:rPr>
-        <w:t>Resource: Tyndale Open Study Notes</w:t>
+        <w:t>Resource: Aquifer Open Study Notes (Book Intros)</w:t>
       </w:r>
       <w:r>
         <w:rPr>
@@ -122,7 +122,7 @@
         <w:rPr>
           <w:lang w:val="ar_AE" w:bidi="ar_AE"/>
         </w:rPr>
-        <w:t>Tyndale Open Study Notes</w:t>
+        <w:t>Aquifer Open Study Notes (Book Intros)</w:t>
       </w:r>
     </w:p>
     <w:p>

--- a/arb/docx/04.content.docx
+++ b/arb/docx/04.content.docx
@@ -9,6 +9,8 @@
       </w:pPr>
       <w:r>
         <w:rPr>
+          <w:rtl/>
+          <w:cs/>
           <w:lang w:val="ar_AE" w:bidi="ar_AE"/>
         </w:rPr>
       </w:r>
@@ -20,12 +22,16 @@
       </w:pPr>
       <w:r>
         <w:rPr>
+          <w:rtl/>
+          <w:cs/>
           <w:lang w:val="ar_AE" w:bidi="ar_AE"/>
         </w:rPr>
         <w:t>Resource: Aquifer Open Study Notes (Book Intros)</w:t>
       </w:r>
       <w:r>
         <w:rPr>
+          <w:rtl/>
+          <w:cs/>
           <w:lang w:val="ar_AE" w:bidi="ar_AE"/>
         </w:rPr>
       </w:r>
@@ -36,12 +42,16 @@
       </w:pPr>
       <w:r>
         <w:rPr>
+          <w:rtl/>
+          <w:cs/>
           <w:lang w:val="ar_AE" w:bidi="ar_AE"/>
         </w:rPr>
       </w:r>
       <w:r>
         <w:rPr>
           <w:b/>
+          <w:rtl/>
+          <w:cs/>
           <w:lang w:val="ar_AE" w:bidi="ar_AE"/>
         </w:rPr>
         <w:t>Aquifer Open Study Notes (Book Intros)</w:t>
@@ -53,35 +63,47 @@
       </w:pPr>
       <w:r>
         <w:rPr>
-          <w:lang w:val="ar_AE" w:bidi="ar_AE"/>
-        </w:rPr>
-      </w:r>
-      <w:r>
-        <w:rPr>
+          <w:rtl/>
+          <w:cs/>
+          <w:lang w:val="ar_AE" w:bidi="ar_AE"/>
+        </w:rPr>
+      </w:r>
+      <w:r>
+        <w:rPr>
+          <w:rtl/>
+          <w:cs/>
           <w:lang w:val="ar_AE" w:bidi="ar_AE"/>
         </w:rPr>
         <w:t xml:space="preserve">This work is an adaptation of </w:t>
       </w:r>
       <w:r>
         <w:rPr>
+          <w:rtl/>
+          <w:cs/>
           <w:lang w:val="ar_AE" w:bidi="ar_AE"/>
         </w:rPr>
         <w:t>Tyndale Open Study Notes</w:t>
       </w:r>
       <w:r>
         <w:rPr>
+          <w:rtl/>
+          <w:cs/>
           <w:lang w:val="ar_AE" w:bidi="ar_AE"/>
         </w:rPr>
         <w:t xml:space="preserve"> © 2023 Tyndale House Publishers, licensed under the CC BY-SA 4.0 license. The adaptation, </w:t>
       </w:r>
       <w:r>
         <w:rPr>
+          <w:rtl/>
+          <w:cs/>
           <w:lang w:val="ar_AE" w:bidi="ar_AE"/>
         </w:rPr>
         <w:t>Aquifer Open Study Notes</w:t>
       </w:r>
       <w:r>
         <w:rPr>
+          <w:rtl/>
+          <w:cs/>
           <w:lang w:val="ar_AE" w:bidi="ar_AE"/>
         </w:rPr>
         <w:t>, was created by Mission Mutual and is also licensed under CC BY-SA 4.0.</w:t>
@@ -93,22 +115,30 @@
       </w:pPr>
       <w:r>
         <w:rPr>
-          <w:lang w:val="ar_AE" w:bidi="ar_AE"/>
-        </w:rPr>
-      </w:r>
-      <w:r>
-        <w:rPr>
+          <w:rtl/>
+          <w:cs/>
+          <w:lang w:val="ar_AE" w:bidi="ar_AE"/>
+        </w:rPr>
+      </w:r>
+      <w:r>
+        <w:rPr>
+          <w:rtl/>
+          <w:cs/>
           <w:lang w:val="ar_AE" w:bidi="ar_AE"/>
         </w:rPr>
         <w:t>This resource has been adapted into multiple languages, including English, Tok Pisin, Arabic (عربي), French (Français), Hindi (हिंदी), Indonesian (Bahasa Indonesia), Portuguese (Português), Russian (Русский), Spanish (Español), Swahili (Kiswahili), and Simplified Chinese (简体中文).</w:t>
       </w:r>
       <w:r>
         <w:rPr>
-          <w:lang w:val="ar_AE" w:bidi="ar_AE"/>
-        </w:rPr>
-      </w:r>
-      <w:r>
-        <w:rPr>
+          <w:rtl/>
+          <w:cs/>
+          <w:lang w:val="ar_AE" w:bidi="ar_AE"/>
+        </w:rPr>
+      </w:r>
+      <w:r>
+        <w:rPr>
+          <w:rtl/>
+          <w:cs/>
           <w:lang w:val="ar_AE" w:bidi="ar_AE"/>
         </w:rPr>
       </w:r>
@@ -120,6 +150,8 @@
       </w:pPr>
       <w:r>
         <w:rPr>
+          <w:rtl/>
+          <w:cs/>
           <w:lang w:val="ar_AE" w:bidi="ar_AE"/>
         </w:rPr>
         <w:t>Aquifer Open Study Notes (Book Intros)</w:t>
@@ -149,6 +181,8 @@
       </w:pPr>
       <w:r>
         <w:rPr>
+          <w:rtl/>
+          <w:cs/>
           <w:lang w:val="ar_AE" w:bidi="ar_AE"/>
         </w:rPr>
       </w:r>
@@ -160,12 +194,16 @@
       </w:pPr>
       <w:r>
         <w:rPr>
+          <w:rtl/>
+          <w:cs/>
           <w:lang w:val="ar_AE" w:bidi="ar_AE"/>
         </w:rPr>
         <w:t>NUM</w:t>
       </w:r>
       <w:r>
         <w:rPr>
+          <w:rtl/>
+          <w:cs/>
           <w:lang w:val="ar_AE" w:bidi="ar_AE"/>
         </w:rPr>
       </w:r>
@@ -176,22 +214,30 @@
       </w:pPr>
       <w:r>
         <w:rPr>
-          <w:lang w:val="ar_AE" w:bidi="ar_AE"/>
-        </w:rPr>
-      </w:r>
-      <w:r>
-        <w:rPr>
+          <w:rtl/>
+          <w:cs/>
+          <w:lang w:val="ar_AE" w:bidi="ar_AE"/>
+        </w:rPr>
+      </w:r>
+      <w:r>
+        <w:rPr>
+          <w:rtl/>
+          <w:cs/>
           <w:lang w:val="ar_AE" w:bidi="ar_AE"/>
         </w:rPr>
         <w:t xml:space="preserve"> </w:t>
       </w:r>
       <w:r>
         <w:rPr>
-          <w:lang w:val="ar_AE" w:bidi="ar_AE"/>
-        </w:rPr>
-      </w:r>
-      <w:r>
-        <w:rPr>
+          <w:rtl/>
+          <w:cs/>
+          <w:lang w:val="ar_AE" w:bidi="ar_AE"/>
+        </w:rPr>
+      </w:r>
+      <w:r>
+        <w:rPr>
+          <w:rtl/>
+          <w:cs/>
           <w:lang w:val="ar_AE" w:bidi="ar_AE"/>
         </w:rPr>
       </w:r>
@@ -217,6 +263,8 @@
       </w:pPr>
       <w:r>
         <w:rPr>
+          <w:rtl/>
+          <w:cs/>
           <w:lang w:val="ar_AE" w:bidi="ar_AE"/>
         </w:rPr>
       </w:r>
@@ -228,12 +276,16 @@
       </w:pPr>
       <w:r>
         <w:rPr>
+          <w:rtl/>
+          <w:cs/>
           <w:lang w:val="ar_AE" w:bidi="ar_AE"/>
         </w:rPr>
         <w:t>سِفْرُ العَدَدِ</w:t>
       </w:r>
       <w:r>
         <w:rPr>
+          <w:rtl/>
+          <w:cs/>
           <w:lang w:val="ar_AE" w:bidi="ar_AE"/>
         </w:rPr>
       </w:r>
@@ -244,23 +296,31 @@
       </w:pPr>
       <w:r>
         <w:rPr>
-          <w:lang w:val="ar_AE" w:bidi="ar_AE"/>
-        </w:rPr>
-      </w:r>
-      <w:r>
-        <w:rPr>
+          <w:rtl/>
+          <w:cs/>
+          <w:lang w:val="ar_AE" w:bidi="ar_AE"/>
+        </w:rPr>
+      </w:r>
+      <w:r>
+        <w:rPr>
+          <w:rtl/>
+          <w:cs/>
           <w:lang w:val="ar_AE" w:bidi="ar_AE"/>
         </w:rPr>
         <w:t xml:space="preserve">يَسْرِدُ سِفْرُ العَدَدِ قصةَ بني إسرائيل في البريَّةِ أثناء ارتحالهم </w:t>
       </w:r>
       <w:r>
         <w:rPr>
+          <w:rtl/>
+          <w:cs/>
           <w:lang w:val="ar_AE" w:bidi="ar_AE"/>
         </w:rPr>
         <w:t xml:space="preserve">من سيناء </w:t>
       </w:r>
       <w:r>
         <w:rPr>
+          <w:rtl/>
+          <w:cs/>
           <w:lang w:val="ar_AE" w:bidi="ar_AE"/>
         </w:rPr>
         <w:t>إلى أرضِ الموعِدِ. عندما اقتاد النَّبِي مُوسَى بني إِسْرائِيل من مصر إلى كنعان، امتحن الله شعبَه منقِّيًا إياهم في بوتَقَةِ البرية، لِيَرَى هل سيكونون أمناءً معه كأمَّةٍ موحَّدةٍ أم لا. يوثِّق سِفْرُ العَدَد نجاحاتِ بني إسرائيل وإخفاقاتِهم. فقد أَدَّى عصيانُهم إلى وقوعهم تحت دينونة الله، الذي كان دائمًا عادلاً في أناته المستمرة بإنشاء جيل جديد يحقِّق مقاصِدَه. وعَبْرَ رواياته الكثيرة والشرح المُفَصَّل للشرائع الإلهية، يُقَدِّمُ لنا سِفْرُ العَدَد سَرْدًا دراميًّا عن طبيعَةِ الرَّبِّ، وعهدِهِ، وخُطَّتِهِ لشعبِهِ.</w:t>
@@ -273,6 +333,8 @@
       </w:pPr>
       <w:r>
         <w:rPr>
+          <w:rtl/>
+          <w:cs/>
           <w:lang w:val="ar_AE" w:bidi="ar_AE"/>
         </w:rPr>
         <w:t>سِياقُ السِّفْر</w:t>
@@ -284,17 +346,23 @@
       </w:pPr>
       <w:r>
         <w:rPr>
-          <w:lang w:val="ar_AE" w:bidi="ar_AE"/>
-        </w:rPr>
-      </w:r>
-      <w:r>
-        <w:rPr>
+          <w:rtl/>
+          <w:cs/>
+          <w:lang w:val="ar_AE" w:bidi="ar_AE"/>
+        </w:rPr>
+      </w:r>
+      <w:r>
+        <w:rPr>
+          <w:rtl/>
+          <w:cs/>
           <w:lang w:val="ar_AE" w:bidi="ar_AE"/>
         </w:rPr>
         <w:t>بعد مغادرة مصر، ارتحل بنو إِسْرائِيل إلى جبل سيناء، حيث أعطاهم الله النَّاموس (انظرْ الخروج). ومَكَثُوا في سيناء لمدةِ سنة قبل الارتحال عبَر البريَّةِ وصولاً إلى شَرْقِ الأُرْدُنِّ (المنطقة الواقعة شَرْقِ نَهْرِ الأُرْدُنِّ)، وهناك خَيَّمُوا في سهولِ موآبِ. اختبر الله إسرائيل في البرية لأنه قد مات الجيل الذي خَرَجَ من مِصْر، واستعد جيلٌ جديدٌ لدخولِ أرضِ الموعدِ. يوصِي سِفْرُ العَدَدِ الجيل الجديد الذي حَلَّ بخيامِهِ في سهولِ موآبِ بطاعَةِ الرَّبِّ</w:t>
       </w:r>
       <w:r>
         <w:rPr>
+          <w:rtl/>
+          <w:cs/>
           <w:lang w:val="ar_AE" w:bidi="ar_AE"/>
         </w:rPr>
         <w:t>.</w:t>
@@ -306,17 +374,23 @@
       </w:pPr>
       <w:r>
         <w:rPr>
-          <w:lang w:val="ar_AE" w:bidi="ar_AE"/>
-        </w:rPr>
-      </w:r>
-      <w:r>
-        <w:rPr>
+          <w:rtl/>
+          <w:cs/>
+          <w:lang w:val="ar_AE" w:bidi="ar_AE"/>
+        </w:rPr>
+      </w:r>
+      <w:r>
+        <w:rPr>
+          <w:rtl/>
+          <w:cs/>
           <w:lang w:val="ar_AE" w:bidi="ar_AE"/>
         </w:rPr>
         <w:t>تَشَكَّلَ إِسْرائِيل وتَطَهَّرَ أثناء فترة ارتحاله عبر البرية. وبفضل الجهود الأدبية للنَّبي مُوسَى، وجهود (الكَتَبَةِ والمُحَرِّرِين اللَّاحِقِين)، مَكَّنَ سِفْرُ العَدَدِ الأجيالَ المتعاقِبَةَ من سماعِ تلك القصة. وبالتالي أضْحَتْ قصة سِفْرُ العَدَد عنصرًا حيويًّا في الذاكرة العِبْرِيَّة. لقد كُتِبَ السِّفْرُ حتى لا يَتَعَيَّنُ على من يتعلَّمُون من التاريخِ تكرارُ أخطاءِ الماضِي</w:t>
       </w:r>
       <w:r>
         <w:rPr>
+          <w:rtl/>
+          <w:cs/>
           <w:lang w:val="ar_AE" w:bidi="ar_AE"/>
         </w:rPr>
         <w:t>.</w:t>
@@ -330,6 +404,8 @@
       <w:r>
         <w:rPr>
           <w:b/>
+          <w:rtl/>
+          <w:cs/>
           <w:lang w:val="ar_AE" w:bidi="ar_AE"/>
         </w:rPr>
         <w:t>مُوجَزُ السِّفْر</w:t>
@@ -341,29 +417,39 @@
       </w:pPr>
       <w:r>
         <w:rPr>
-          <w:lang w:val="ar_AE" w:bidi="ar_AE"/>
-        </w:rPr>
-      </w:r>
-      <w:r>
-        <w:rPr>
+          <w:rtl/>
+          <w:cs/>
+          <w:lang w:val="ar_AE" w:bidi="ar_AE"/>
+        </w:rPr>
+      </w:r>
+      <w:r>
+        <w:rPr>
+          <w:rtl/>
+          <w:cs/>
           <w:lang w:val="ar_AE" w:bidi="ar_AE"/>
         </w:rPr>
         <w:t xml:space="preserve">يستمد سِفْرُ العَدَدِ تركيبه من المراحل الثلاث لارتحال بني إِسْرَائِيل عبر البرية: (1) الأيام التسعة عشر التي تهيَّأَ فيها بنو </w:t>
       </w:r>
       <w:r>
         <w:rPr>
+          <w:rtl/>
+          <w:cs/>
           <w:lang w:val="ar_AE" w:bidi="ar_AE"/>
         </w:rPr>
         <w:t xml:space="preserve">إِسْرَائِيل </w:t>
       </w:r>
       <w:r>
         <w:rPr>
+          <w:rtl/>
+          <w:cs/>
           <w:lang w:val="ar_AE" w:bidi="ar_AE"/>
         </w:rPr>
         <w:t xml:space="preserve">للرَّحِيل من جبل سيناء </w:t>
       </w:r>
       <w:r>
         <w:rPr>
+          <w:rtl/>
+          <w:cs/>
           <w:lang w:val="ar_AE" w:bidi="ar_AE"/>
         </w:rPr>
         <w:t>(</w:t>
@@ -371,6 +457,8 @@
       <w:hyperlink r:id="rId13">
         <w:r>
           <w:rPr>
+            <w:rtl/>
+            <w:cs/>
             <w:lang w:val="ar_AE" w:bidi="ar_AE"/>
           </w:rPr>
           <w:rPr>
@@ -382,18 +470,24 @@
       </w:hyperlink>
       <w:r>
         <w:rPr>
+          <w:rtl/>
+          <w:cs/>
           <w:lang w:val="ar_AE" w:bidi="ar_AE"/>
         </w:rPr>
         <w:t xml:space="preserve">)، </w:t>
       </w:r>
       <w:r>
         <w:rPr>
+          <w:rtl/>
+          <w:cs/>
           <w:lang w:val="ar_AE" w:bidi="ar_AE"/>
         </w:rPr>
         <w:t xml:space="preserve">(2) الرحلة التي استغرقت تسع وثلاثين سَنَةً من سيناء إلى سهول موآبِ </w:t>
       </w:r>
       <w:r>
         <w:rPr>
+          <w:rtl/>
+          <w:cs/>
           <w:lang w:val="ar_AE" w:bidi="ar_AE"/>
         </w:rPr>
         <w:t>(</w:t>
@@ -401,6 +495,8 @@
       <w:hyperlink r:id="rId14">
         <w:r>
           <w:rPr>
+            <w:rtl/>
+            <w:cs/>
             <w:lang w:val="ar_AE" w:bidi="ar_AE"/>
           </w:rPr>
           <w:rPr>
@@ -412,18 +508,24 @@
       </w:hyperlink>
       <w:r>
         <w:rPr>
+          <w:rtl/>
+          <w:cs/>
           <w:lang w:val="ar_AE" w:bidi="ar_AE"/>
         </w:rPr>
         <w:t xml:space="preserve">)، </w:t>
       </w:r>
       <w:r>
         <w:rPr>
+          <w:rtl/>
+          <w:cs/>
           <w:lang w:val="ar_AE" w:bidi="ar_AE"/>
         </w:rPr>
         <w:t>و(3) الأشهُر الأخيرة من وصول إِسْرَائِيل لسهولِ موآبِ، وقبل دخولِهِ أرض كنعان</w:t>
       </w:r>
       <w:r>
         <w:rPr>
+          <w:rtl/>
+          <w:cs/>
           <w:lang w:val="ar_AE" w:bidi="ar_AE"/>
         </w:rPr>
         <w:t xml:space="preserve"> بوقت قصير (</w:t>
@@ -431,6 +533,8 @@
       <w:hyperlink r:id="rId15">
         <w:r>
           <w:rPr>
+            <w:rtl/>
+            <w:cs/>
             <w:lang w:val="ar_AE" w:bidi="ar_AE"/>
           </w:rPr>
           <w:rPr>
@@ -442,6 +546,8 @@
       </w:hyperlink>
       <w:r>
         <w:rPr>
+          <w:rtl/>
+          <w:cs/>
           <w:lang w:val="ar_AE" w:bidi="ar_AE"/>
         </w:rPr>
         <w:t>).</w:t>
@@ -453,17 +559,23 @@
       </w:pPr>
       <w:r>
         <w:rPr>
-          <w:lang w:val="ar_AE" w:bidi="ar_AE"/>
-        </w:rPr>
-      </w:r>
-      <w:r>
-        <w:rPr>
+          <w:rtl/>
+          <w:cs/>
+          <w:lang w:val="ar_AE" w:bidi="ar_AE"/>
+        </w:rPr>
+      </w:r>
+      <w:r>
+        <w:rPr>
+          <w:rtl/>
+          <w:cs/>
           <w:lang w:val="ar_AE" w:bidi="ar_AE"/>
         </w:rPr>
         <w:t xml:space="preserve">وما يميِّز سِفْرَ العَدَدِ هو وجود إحصائَيْن لرجال بني إِسْرَائِيل المؤهلين للخدمة العسكرية </w:t>
       </w:r>
       <w:r>
         <w:rPr>
+          <w:rtl/>
+          <w:cs/>
           <w:lang w:val="ar_AE" w:bidi="ar_AE"/>
         </w:rPr>
         <w:t xml:space="preserve">(الفصول </w:t>
@@ -471,6 +583,8 @@
       <w:hyperlink r:id="rId16">
         <w:r>
           <w:rPr>
+            <w:rtl/>
+            <w:cs/>
             <w:lang w:val="ar_AE" w:bidi="ar_AE"/>
           </w:rPr>
           <w:rPr>
@@ -482,6 +596,8 @@
       </w:hyperlink>
       <w:r>
         <w:rPr>
+          <w:rtl/>
+          <w:cs/>
           <w:lang w:val="ar_AE" w:bidi="ar_AE"/>
         </w:rPr>
         <w:t xml:space="preserve">، </w:t>
@@ -489,6 +605,8 @@
       <w:hyperlink r:id="rId17">
         <w:r>
           <w:rPr>
+            <w:rtl/>
+            <w:cs/>
             <w:lang w:val="ar_AE" w:bidi="ar_AE"/>
           </w:rPr>
           <w:rPr>
@@ -500,30 +618,40 @@
       </w:hyperlink>
       <w:r>
         <w:rPr>
+          <w:rtl/>
+          <w:cs/>
           <w:lang w:val="ar_AE" w:bidi="ar_AE"/>
         </w:rPr>
         <w:t xml:space="preserve">). </w:t>
       </w:r>
       <w:r>
         <w:rPr>
+          <w:rtl/>
+          <w:cs/>
           <w:lang w:val="ar_AE" w:bidi="ar_AE"/>
         </w:rPr>
         <w:t xml:space="preserve">في المقام الأول، يحدِّد هذان الإحصاءان مدى القوَّة الحربية لإِسْرَائِيل وعدد اللاويين، وذلك في بداية السِّفْرِ ونهايتِهِ، وبأعدادٍ إجمالية لجيلَيْن مختلِفَيْن تمامًا. يسجِّل الإحصاءُ الأوَّل </w:t>
       </w:r>
       <w:r>
         <w:rPr>
+          <w:rtl/>
+          <w:cs/>
           <w:lang w:val="ar_AE" w:bidi="ar_AE"/>
         </w:rPr>
         <w:t xml:space="preserve">أعداد </w:t>
       </w:r>
       <w:r>
         <w:rPr>
+          <w:rtl/>
+          <w:cs/>
           <w:lang w:val="ar_AE" w:bidi="ar_AE"/>
         </w:rPr>
         <w:t>الجيل المتمرِّد الذي غادر مصر، وتَلَقَّى الناموس في سيناء، ومَاتَ في البَرِّيَّةِ. ويسجِّل الإحصاء الثَّاني الجيل الجديد لبني إِسْرَائِيل الذين دَخَلُوا أرضَ الموعِد. الإحصاءان متقاربان جدًّا، مما يُظهر أن الجيلَ الثاني قد حَلَّ مَحَلَّ الجيلِ الأوَّل تمامًا</w:t>
       </w:r>
       <w:r>
         <w:rPr>
+          <w:rtl/>
+          <w:cs/>
           <w:lang w:val="ar_AE" w:bidi="ar_AE"/>
         </w:rPr>
         <w:t>.</w:t>
@@ -535,17 +663,23 @@
       </w:pPr>
       <w:r>
         <w:rPr>
-          <w:lang w:val="ar_AE" w:bidi="ar_AE"/>
-        </w:rPr>
-      </w:r>
-      <w:r>
-        <w:rPr>
+          <w:rtl/>
+          <w:cs/>
+          <w:lang w:val="ar_AE" w:bidi="ar_AE"/>
+        </w:rPr>
+      </w:r>
+      <w:r>
+        <w:rPr>
+          <w:rtl/>
+          <w:cs/>
           <w:lang w:val="ar_AE" w:bidi="ar_AE"/>
         </w:rPr>
         <w:t>عبر الطريق، نجد أن العِبْرانيِّين الذين غادروا مصر يتمرَّدون مرارًا وتكرارًا</w:t>
       </w:r>
       <w:r>
         <w:rPr>
+          <w:rtl/>
+          <w:cs/>
           <w:lang w:val="ar_AE" w:bidi="ar_AE"/>
         </w:rPr>
         <w:t xml:space="preserve"> على الرَّبِّ (الفصول </w:t>
@@ -553,6 +687,8 @@
       <w:hyperlink r:id="rId18">
         <w:r>
           <w:rPr>
+            <w:rtl/>
+            <w:cs/>
             <w:lang w:val="ar_AE" w:bidi="ar_AE"/>
           </w:rPr>
           <w:rPr>
@@ -564,6 +700,8 @@
       </w:hyperlink>
       <w:r>
         <w:rPr>
+          <w:rtl/>
+          <w:cs/>
           <w:lang w:val="ar_AE" w:bidi="ar_AE"/>
         </w:rPr>
         <w:t xml:space="preserve">، </w:t>
@@ -571,6 +709,8 @@
       <w:hyperlink r:id="rId19">
         <w:r>
           <w:rPr>
+            <w:rtl/>
+            <w:cs/>
             <w:lang w:val="ar_AE" w:bidi="ar_AE"/>
           </w:rPr>
           <w:rPr>
@@ -582,6 +722,8 @@
       </w:hyperlink>
       <w:r>
         <w:rPr>
+          <w:rtl/>
+          <w:cs/>
           <w:lang w:val="ar_AE" w:bidi="ar_AE"/>
         </w:rPr>
         <w:t xml:space="preserve">، </w:t>
@@ -589,6 +731,8 @@
       <w:hyperlink r:id="rId20">
         <w:r>
           <w:rPr>
+            <w:rtl/>
+            <w:cs/>
             <w:lang w:val="ar_AE" w:bidi="ar_AE"/>
           </w:rPr>
           <w:rPr>
@@ -600,6 +744,8 @@
       </w:hyperlink>
       <w:r>
         <w:rPr>
+          <w:rtl/>
+          <w:cs/>
           <w:lang w:val="ar_AE" w:bidi="ar_AE"/>
         </w:rPr>
         <w:t xml:space="preserve">، </w:t>
@@ -607,6 +753,8 @@
       <w:hyperlink r:id="rId21">
         <w:r>
           <w:rPr>
+            <w:rtl/>
+            <w:cs/>
             <w:lang w:val="ar_AE" w:bidi="ar_AE"/>
           </w:rPr>
           <w:rPr>
@@ -618,6 +766,8 @@
       </w:hyperlink>
       <w:r>
         <w:rPr>
+          <w:rtl/>
+          <w:cs/>
           <w:lang w:val="ar_AE" w:bidi="ar_AE"/>
         </w:rPr>
         <w:t xml:space="preserve">، </w:t>
@@ -625,6 +775,8 @@
       <w:hyperlink r:id="rId22">
         <w:r>
           <w:rPr>
+            <w:rtl/>
+            <w:cs/>
             <w:lang w:val="ar_AE" w:bidi="ar_AE"/>
           </w:rPr>
           <w:rPr>
@@ -636,6 +788,8 @@
       </w:hyperlink>
       <w:r>
         <w:rPr>
+          <w:rtl/>
+          <w:cs/>
           <w:lang w:val="ar_AE" w:bidi="ar_AE"/>
         </w:rPr>
         <w:t xml:space="preserve">، </w:t>
@@ -643,6 +797,8 @@
       <w:hyperlink r:id="rId23">
         <w:r>
           <w:rPr>
+            <w:rtl/>
+            <w:cs/>
             <w:lang w:val="ar_AE" w:bidi="ar_AE"/>
           </w:rPr>
           <w:rPr>
@@ -654,18 +810,24 @@
       </w:hyperlink>
       <w:r>
         <w:rPr>
+          <w:rtl/>
+          <w:cs/>
           <w:lang w:val="ar_AE" w:bidi="ar_AE"/>
         </w:rPr>
         <w:t xml:space="preserve">). </w:t>
       </w:r>
       <w:r>
         <w:rPr>
+          <w:rtl/>
+          <w:cs/>
           <w:lang w:val="ar_AE" w:bidi="ar_AE"/>
         </w:rPr>
         <w:t>إلا أنهم مَاتُوا جميعًا في البَرِّيَّةِ ما عَدَا يَشُوع بْن نُون وكَالِب بْن يَفُنَّة، فقد كان إيمانُهما نموذجًا يُحْتَذَى به</w:t>
       </w:r>
       <w:r>
         <w:rPr>
+          <w:rtl/>
+          <w:cs/>
           <w:lang w:val="ar_AE" w:bidi="ar_AE"/>
         </w:rPr>
         <w:t xml:space="preserve"> (</w:t>
@@ -673,6 +835,8 @@
       <w:hyperlink r:id="rId24">
         <w:r>
           <w:rPr>
+            <w:rtl/>
+            <w:cs/>
             <w:lang w:val="ar_AE" w:bidi="ar_AE"/>
           </w:rPr>
           <w:rPr>
@@ -684,6 +848,8 @@
       </w:hyperlink>
       <w:r>
         <w:rPr>
+          <w:rtl/>
+          <w:cs/>
           <w:lang w:val="ar_AE" w:bidi="ar_AE"/>
         </w:rPr>
         <w:t xml:space="preserve">؛ </w:t>
@@ -691,6 +857,8 @@
       <w:hyperlink r:id="rId25">
         <w:r>
           <w:rPr>
+            <w:rtl/>
+            <w:cs/>
             <w:lang w:val="ar_AE" w:bidi="ar_AE"/>
           </w:rPr>
           <w:rPr>
@@ -702,6 +870,8 @@
       </w:hyperlink>
       <w:r>
         <w:rPr>
+          <w:rtl/>
+          <w:cs/>
           <w:lang w:val="ar_AE" w:bidi="ar_AE"/>
         </w:rPr>
         <w:t>).</w:t>
@@ -713,17 +883,23 @@
       </w:pPr>
       <w:r>
         <w:rPr>
-          <w:lang w:val="ar_AE" w:bidi="ar_AE"/>
-        </w:rPr>
-      </w:r>
-      <w:r>
-        <w:rPr>
+          <w:rtl/>
+          <w:cs/>
+          <w:lang w:val="ar_AE" w:bidi="ar_AE"/>
+        </w:rPr>
+      </w:r>
+      <w:r>
+        <w:rPr>
+          <w:rtl/>
+          <w:cs/>
           <w:lang w:val="ar_AE" w:bidi="ar_AE"/>
         </w:rPr>
         <w:t>قد تَمَّ اختبارُ جيشِ إِسْرَائِيل في عدة مناسبات قبل دخوله إلى أرضِ كنعان</w:t>
       </w:r>
       <w:r>
         <w:rPr>
+          <w:rtl/>
+          <w:cs/>
           <w:lang w:val="ar_AE" w:bidi="ar_AE"/>
         </w:rPr>
         <w:t xml:space="preserve"> (الفصول </w:t>
@@ -731,6 +907,8 @@
       <w:hyperlink r:id="rId20">
         <w:r>
           <w:rPr>
+            <w:rtl/>
+            <w:cs/>
             <w:lang w:val="ar_AE" w:bidi="ar_AE"/>
           </w:rPr>
           <w:rPr>
@@ -742,6 +920,8 @@
       </w:hyperlink>
       <w:r>
         <w:rPr>
+          <w:rtl/>
+          <w:cs/>
           <w:lang w:val="ar_AE" w:bidi="ar_AE"/>
         </w:rPr>
         <w:t xml:space="preserve">، </w:t>
@@ -749,6 +929,8 @@
       <w:hyperlink r:id="rId26">
         <w:r>
           <w:rPr>
+            <w:rtl/>
+            <w:cs/>
             <w:lang w:val="ar_AE" w:bidi="ar_AE"/>
           </w:rPr>
           <w:rPr>
@@ -760,6 +942,8 @@
       </w:hyperlink>
       <w:r>
         <w:rPr>
+          <w:rtl/>
+          <w:cs/>
           <w:lang w:val="ar_AE" w:bidi="ar_AE"/>
         </w:rPr>
         <w:t xml:space="preserve">، </w:t>
@@ -767,6 +951,8 @@
       <w:hyperlink r:id="rId27">
         <w:r>
           <w:rPr>
+            <w:rtl/>
+            <w:cs/>
             <w:lang w:val="ar_AE" w:bidi="ar_AE"/>
           </w:rPr>
           <w:rPr>
@@ -778,18 +964,24 @@
       </w:hyperlink>
       <w:r>
         <w:rPr>
+          <w:rtl/>
+          <w:cs/>
           <w:lang w:val="ar_AE" w:bidi="ar_AE"/>
         </w:rPr>
         <w:t xml:space="preserve">)، </w:t>
       </w:r>
       <w:r>
         <w:rPr>
+          <w:rtl/>
+          <w:cs/>
           <w:lang w:val="ar_AE" w:bidi="ar_AE"/>
         </w:rPr>
         <w:t>يَسْرِدُ السِّفْرُ قصة بَلْعَامَ</w:t>
       </w:r>
       <w:r>
         <w:rPr>
+          <w:rtl/>
+          <w:cs/>
           <w:lang w:val="ar_AE" w:bidi="ar_AE"/>
         </w:rPr>
         <w:t xml:space="preserve"> (الفصول </w:t>
@@ -797,6 +989,8 @@
       <w:hyperlink r:id="rId28">
         <w:r>
           <w:rPr>
+            <w:rtl/>
+            <w:cs/>
             <w:lang w:val="ar_AE" w:bidi="ar_AE"/>
           </w:rPr>
           <w:rPr>
@@ -808,18 +1002,24 @@
       </w:hyperlink>
       <w:r>
         <w:rPr>
+          <w:rtl/>
+          <w:cs/>
           <w:lang w:val="ar_AE" w:bidi="ar_AE"/>
         </w:rPr>
         <w:t xml:space="preserve">). </w:t>
       </w:r>
       <w:r>
         <w:rPr>
+          <w:rtl/>
+          <w:cs/>
           <w:lang w:val="ar_AE" w:bidi="ar_AE"/>
         </w:rPr>
         <w:t>واتخاذ الترتيبات اللازمة للاستقرار شَرْقَ الأُرْدُنِّ</w:t>
       </w:r>
       <w:r>
         <w:rPr>
+          <w:rtl/>
+          <w:cs/>
           <w:lang w:val="ar_AE" w:bidi="ar_AE"/>
         </w:rPr>
         <w:t xml:space="preserve"> في (الفصل </w:t>
@@ -827,6 +1027,8 @@
       <w:hyperlink r:id="rId29">
         <w:r>
           <w:rPr>
+            <w:rtl/>
+            <w:cs/>
             <w:lang w:val="ar_AE" w:bidi="ar_AE"/>
           </w:rPr>
           <w:rPr>
@@ -838,18 +1040,24 @@
       </w:hyperlink>
       <w:r>
         <w:rPr>
+          <w:rtl/>
+          <w:cs/>
           <w:lang w:val="ar_AE" w:bidi="ar_AE"/>
         </w:rPr>
         <w:t xml:space="preserve">)، </w:t>
       </w:r>
       <w:r>
         <w:rPr>
+          <w:rtl/>
+          <w:cs/>
           <w:lang w:val="ar_AE" w:bidi="ar_AE"/>
         </w:rPr>
         <w:t>مع تقييم مسيرة الارتحال عبر البَرِّيَّةِ</w:t>
       </w:r>
       <w:r>
         <w:rPr>
+          <w:rtl/>
+          <w:cs/>
           <w:lang w:val="ar_AE" w:bidi="ar_AE"/>
         </w:rPr>
         <w:t xml:space="preserve"> (الفصل </w:t>
@@ -857,6 +1065,8 @@
       <w:hyperlink r:id="rId30">
         <w:r>
           <w:rPr>
+            <w:rtl/>
+            <w:cs/>
             <w:lang w:val="ar_AE" w:bidi="ar_AE"/>
           </w:rPr>
           <w:rPr>
@@ -868,18 +1078,24 @@
       </w:hyperlink>
       <w:r>
         <w:rPr>
+          <w:rtl/>
+          <w:cs/>
           <w:lang w:val="ar_AE" w:bidi="ar_AE"/>
         </w:rPr>
         <w:t>)، و</w:t>
       </w:r>
       <w:r>
         <w:rPr>
+          <w:rtl/>
+          <w:cs/>
           <w:lang w:val="ar_AE" w:bidi="ar_AE"/>
         </w:rPr>
         <w:t>في نهاية السِّفرِ نقرأ عن توقُّع النَّبي مُوسَى امتلاك إسْرائيل لأرض كنعان</w:t>
       </w:r>
       <w:r>
         <w:rPr>
+          <w:rtl/>
+          <w:cs/>
           <w:lang w:val="ar_AE" w:bidi="ar_AE"/>
         </w:rPr>
         <w:t xml:space="preserve"> (الفصول </w:t>
@@ -887,6 +1103,8 @@
       <w:hyperlink r:id="rId31">
         <w:r>
           <w:rPr>
+            <w:rtl/>
+            <w:cs/>
             <w:lang w:val="ar_AE" w:bidi="ar_AE"/>
           </w:rPr>
           <w:rPr>
@@ -898,6 +1116,8 @@
       </w:hyperlink>
       <w:r>
         <w:rPr>
+          <w:rtl/>
+          <w:cs/>
           <w:lang w:val="ar_AE" w:bidi="ar_AE"/>
         </w:rPr>
         <w:t>).</w:t>
@@ -909,11 +1129,15 @@
       </w:pPr>
       <w:r>
         <w:rPr>
-          <w:lang w:val="ar_AE" w:bidi="ar_AE"/>
-        </w:rPr>
-      </w:r>
-      <w:r>
-        <w:rPr>
+          <w:rtl/>
+          <w:cs/>
+          <w:lang w:val="ar_AE" w:bidi="ar_AE"/>
+        </w:rPr>
+      </w:r>
+      <w:r>
+        <w:rPr>
+          <w:rtl/>
+          <w:cs/>
           <w:lang w:val="ar_AE" w:bidi="ar_AE"/>
         </w:rPr>
         <w:t>يمثِّلُ سِفْرُ العَدَدِ دراسةَ حالة عن الطريقة التي التزمَ أو أَخْفَقَ بها بنو إِسْرَائِيل بوصايا العهد في خبراته اليومية.</w:t>
@@ -927,6 +1151,8 @@
       <w:r>
         <w:rPr>
           <w:b/>
+          <w:rtl/>
+          <w:cs/>
           <w:lang w:val="ar_AE" w:bidi="ar_AE"/>
         </w:rPr>
         <w:t>كَاتِبُ السِّفْرِ</w:t>
@@ -938,17 +1164,23 @@
       </w:pPr>
       <w:r>
         <w:rPr>
-          <w:lang w:val="ar_AE" w:bidi="ar_AE"/>
-        </w:rPr>
-      </w:r>
-      <w:r>
-        <w:rPr>
+          <w:rtl/>
+          <w:cs/>
+          <w:lang w:val="ar_AE" w:bidi="ar_AE"/>
+        </w:rPr>
+      </w:r>
+      <w:r>
+        <w:rPr>
+          <w:rtl/>
+          <w:cs/>
           <w:lang w:val="ar_AE" w:bidi="ar_AE"/>
         </w:rPr>
         <w:t>كما هو الحال مع سائر أسْفارِ التوراة، يُعَدُّ النَّبيُّ مُوسَى من الناحية التقليدية هو كاتِبُ سِفْرِ العَدَدِ. وحتى ظهور الدراسات المعاصرة، يتمسَّك الدارسون اليهود والمسيحيون بأن النَّبي مُوسَى هو كاتِبُ السِّفْرِ؛ إن هذا الافتراض تؤَكِّده أسفارُ العَهْدِ القَدِيمِ، والعَهْدِ الجَدِيدِ وكثيرٌ من المؤلَّفات الأدبية اليهودِيَّة القديمة. والإشارات إلى دَوْرِ النَّبي مُوسَى بوصفه كاتِبًا للسِّفْر شائعةُ التكرار في كلِّ أَسْفارِ التَّوراةِ، على سبيل المثال</w:t>
       </w:r>
       <w:r>
         <w:rPr>
+          <w:rtl/>
+          <w:cs/>
           <w:lang w:val="ar_AE" w:bidi="ar_AE"/>
         </w:rPr>
         <w:t xml:space="preserve"> (</w:t>
@@ -956,6 +1188,8 @@
       <w:hyperlink r:id="rId32">
         <w:r>
           <w:rPr>
+            <w:rtl/>
+            <w:cs/>
             <w:lang w:val="ar_AE" w:bidi="ar_AE"/>
           </w:rPr>
           <w:rPr>
@@ -967,18 +1201,24 @@
       </w:hyperlink>
       <w:r>
         <w:rPr>
+          <w:rtl/>
+          <w:cs/>
           <w:lang w:val="ar_AE" w:bidi="ar_AE"/>
         </w:rPr>
         <w:t xml:space="preserve">). </w:t>
       </w:r>
       <w:r>
         <w:rPr>
+          <w:rtl/>
+          <w:cs/>
           <w:lang w:val="ar_AE" w:bidi="ar_AE"/>
         </w:rPr>
         <w:t>لا داعي لاستبعاد النَّبي مُوسَى باعتباره الكاتِبَ الرئيسَ، على أساس المحتوى أو مستوى الكتابة الأدبية المتيسرة في وقت الخروج وامتلاك كنعان، وذلك باستثناء الفقرات الخاصة برواية موتِهِ</w:t>
       </w:r>
       <w:r>
         <w:rPr>
+          <w:rtl/>
+          <w:cs/>
           <w:lang w:val="ar_AE" w:bidi="ar_AE"/>
         </w:rPr>
         <w:t xml:space="preserve"> (</w:t>
@@ -986,6 +1226,8 @@
       <w:hyperlink r:id="rId33">
         <w:r>
           <w:rPr>
+            <w:rtl/>
+            <w:cs/>
             <w:lang w:val="ar_AE" w:bidi="ar_AE"/>
           </w:rPr>
           <w:rPr>
@@ -997,18 +1239,24 @@
       </w:hyperlink>
       <w:r>
         <w:rPr>
+          <w:rtl/>
+          <w:cs/>
           <w:lang w:val="ar_AE" w:bidi="ar_AE"/>
         </w:rPr>
         <w:t xml:space="preserve">). </w:t>
       </w:r>
       <w:r>
         <w:rPr>
+          <w:rtl/>
+          <w:cs/>
           <w:lang w:val="ar_AE" w:bidi="ar_AE"/>
         </w:rPr>
         <w:t>ومن الممكن أيضًا أن يكون النَّبي مُوسَى قد أشرف على تجميع الكتب المنسوبة إليه أو أملى أجزاءً من أسفاره، على غرار الرَّسُول بُولُس</w:t>
       </w:r>
       <w:r>
         <w:rPr>
+          <w:rtl/>
+          <w:cs/>
           <w:lang w:val="ar_AE" w:bidi="ar_AE"/>
         </w:rPr>
         <w:t>.</w:t>
@@ -1020,41 +1268,55 @@
       </w:pPr>
       <w:r>
         <w:rPr>
-          <w:lang w:val="ar_AE" w:bidi="ar_AE"/>
-        </w:rPr>
-      </w:r>
-      <w:r>
-        <w:rPr>
+          <w:rtl/>
+          <w:cs/>
+          <w:lang w:val="ar_AE" w:bidi="ar_AE"/>
+        </w:rPr>
+      </w:r>
+      <w:r>
+        <w:rPr>
+          <w:rtl/>
+          <w:cs/>
           <w:lang w:val="ar_AE" w:bidi="ar_AE"/>
         </w:rPr>
         <w:t>يفترضُ العديد من العلماء وجود مصادر أو وثائق مختلفة اسْتَنَدَ إليها محررون لاحقون لكتابة أسفار التوراة الخمسة، لكن تبقى "نظرية المصادر الوثائقية" تخمينية (انظر</w:t>
       </w:r>
       <w:r>
         <w:rPr>
+          <w:rtl/>
+          <w:cs/>
           <w:lang w:val="ar_AE" w:bidi="ar_AE"/>
         </w:rPr>
         <w:t xml:space="preserve"> </w:t>
       </w:r>
       <w:r>
         <w:rPr>
+          <w:rtl/>
+          <w:cs/>
           <w:lang w:val="ar_AE" w:bidi="ar_AE"/>
         </w:rPr>
         <w:t>مقدمة سفر التكوين،</w:t>
       </w:r>
       <w:r>
         <w:rPr>
+          <w:rtl/>
+          <w:cs/>
           <w:lang w:val="ar_AE" w:bidi="ar_AE"/>
         </w:rPr>
         <w:t xml:space="preserve"> "كَاتِبُ السِّفْرِ"). </w:t>
       </w:r>
       <w:r>
         <w:rPr>
+          <w:rtl/>
+          <w:cs/>
           <w:lang w:val="ar_AE" w:bidi="ar_AE"/>
         </w:rPr>
         <w:t>حتى مع السَّمَاح بتعديلاتٍ لاحقة أجراها النُّسَّاخ والمحررون، يشير سِفْرُ العَدَد بشكلٍ جوهري إلى نفسِهِ باعتباره عملاً من أعمال النبي مُوسَى</w:t>
       </w:r>
       <w:r>
         <w:rPr>
+          <w:rtl/>
+          <w:cs/>
           <w:lang w:val="ar_AE" w:bidi="ar_AE"/>
         </w:rPr>
         <w:t>.</w:t>
@@ -1067,6 +1329,8 @@
       </w:pPr>
       <w:r>
         <w:rPr>
+          <w:rtl/>
+          <w:cs/>
           <w:lang w:val="ar_AE" w:bidi="ar_AE"/>
         </w:rPr>
         <w:t>التَّارِيخُ والجُغْرافيا</w:t>
@@ -1078,29 +1342,39 @@
       </w:pPr>
       <w:r>
         <w:rPr>
-          <w:lang w:val="ar_AE" w:bidi="ar_AE"/>
-        </w:rPr>
-      </w:r>
-      <w:r>
-        <w:rPr>
+          <w:rtl/>
+          <w:cs/>
+          <w:lang w:val="ar_AE" w:bidi="ar_AE"/>
+        </w:rPr>
+      </w:r>
+      <w:r>
+        <w:rPr>
+          <w:rtl/>
+          <w:cs/>
           <w:lang w:val="ar_AE" w:bidi="ar_AE"/>
         </w:rPr>
         <w:t>إن البيانات الجغرافية، والحضارية، واللُّغَويَّة المرتبطة بسِفْرِ العَدَد تناسِب تاريخًا إمَّا مبكِّرًا أو متأخرًا (1400 أو 1200 ق.م) وذلك بالنسبة إلى حَدَثِ الخروج وامتلاك كنعان (انظر</w:t>
       </w:r>
       <w:r>
         <w:rPr>
+          <w:rtl/>
+          <w:cs/>
           <w:lang w:val="ar_AE" w:bidi="ar_AE"/>
         </w:rPr>
         <w:t xml:space="preserve"> </w:t>
       </w:r>
       <w:r>
         <w:rPr>
+          <w:rtl/>
+          <w:cs/>
           <w:lang w:val="ar_AE" w:bidi="ar_AE"/>
         </w:rPr>
         <w:t>مقدمة سفر الخروج،</w:t>
       </w:r>
       <w:r>
         <w:rPr>
+          <w:rtl/>
+          <w:cs/>
           <w:lang w:val="ar_AE" w:bidi="ar_AE"/>
         </w:rPr>
         <w:t xml:space="preserve"> "تاريخ الخروج").</w:t>
@@ -1112,17 +1386,23 @@
       </w:pPr>
       <w:r>
         <w:rPr>
-          <w:lang w:val="ar_AE" w:bidi="ar_AE"/>
-        </w:rPr>
-      </w:r>
-      <w:r>
-        <w:rPr>
+          <w:rtl/>
+          <w:cs/>
+          <w:lang w:val="ar_AE" w:bidi="ar_AE"/>
+        </w:rPr>
+      </w:r>
+      <w:r>
+        <w:rPr>
+          <w:rtl/>
+          <w:cs/>
           <w:lang w:val="ar_AE" w:bidi="ar_AE"/>
         </w:rPr>
         <w:t>إن الأدِلَّةَ الأثرية من سيناء وصحراء النَّقَبِ، وعَبْر الأُرْدُنِّ شرقًا (أدوم، وموآب، وعمون)، تُساهِم كلُّها بشكلٍ لافتٍ في دراسة الخلفية التاريخية لامتلاك كنعان. إلا أن العلماء غيرُ قادرين على تحديدِ المواقع الدقيقة للعديد من أسماء الأماكن الواردة أثناء مسيرة إِسْرَائِيل عَبْرَ البرية، كما أن هناك مشاكل مع الكثيرِ من المواقِع الأخرى العديدة المذكورة في سِفْرِ العَدَد</w:t>
       </w:r>
       <w:r>
         <w:rPr>
+          <w:rtl/>
+          <w:cs/>
           <w:lang w:val="ar_AE" w:bidi="ar_AE"/>
         </w:rPr>
         <w:t>.</w:t>
@@ -1135,6 +1415,8 @@
       </w:pPr>
       <w:r>
         <w:rPr>
+          <w:rtl/>
+          <w:cs/>
           <w:lang w:val="ar_AE" w:bidi="ar_AE"/>
         </w:rPr>
         <w:t>قَضَايا أَدَبِيّة</w:t>
@@ -1146,24 +1428,32 @@
       </w:pPr>
       <w:r>
         <w:rPr>
+          <w:rtl/>
+          <w:cs/>
           <w:lang w:val="ar_AE" w:bidi="ar_AE"/>
         </w:rPr>
       </w:r>
       <w:r>
         <w:rPr>
           <w:b/>
+          <w:rtl/>
+          <w:cs/>
           <w:lang w:val="ar_AE" w:bidi="ar_AE"/>
         </w:rPr>
         <w:t xml:space="preserve">عنوان السِّفر: </w:t>
       </w:r>
       <w:r>
         <w:rPr>
+          <w:rtl/>
+          <w:cs/>
           <w:lang w:val="ar_AE" w:bidi="ar_AE"/>
         </w:rPr>
         <w:t>اسم "العَدَد" مشتقٌ من اهتمام هذا السِّفْرِ بالإحصائيات (‎الفصول</w:t>
       </w:r>
       <w:r>
         <w:rPr>
+          <w:rtl/>
+          <w:cs/>
           <w:lang w:val="ar_AE" w:bidi="ar_AE"/>
         </w:rPr>
         <w:t xml:space="preserve"> </w:t>
@@ -1171,6 +1461,8 @@
       <w:hyperlink r:id="rId16">
         <w:r>
           <w:rPr>
+            <w:rtl/>
+            <w:cs/>
             <w:lang w:val="ar_AE" w:bidi="ar_AE"/>
           </w:rPr>
           <w:rPr>
@@ -1182,6 +1474,8 @@
       </w:hyperlink>
       <w:r>
         <w:rPr>
+          <w:rtl/>
+          <w:cs/>
           <w:lang w:val="ar_AE" w:bidi="ar_AE"/>
         </w:rPr>
         <w:t xml:space="preserve">، </w:t>
@@ -1189,6 +1483,8 @@
       <w:hyperlink r:id="rId17">
         <w:r>
           <w:rPr>
+            <w:rtl/>
+            <w:cs/>
             <w:lang w:val="ar_AE" w:bidi="ar_AE"/>
           </w:rPr>
           <w:rPr>
@@ -1200,42 +1496,56 @@
       </w:hyperlink>
       <w:r>
         <w:rPr>
+          <w:rtl/>
+          <w:cs/>
           <w:lang w:val="ar_AE" w:bidi="ar_AE"/>
         </w:rPr>
         <w:t>). و</w:t>
       </w:r>
       <w:r>
         <w:rPr>
+          <w:rtl/>
+          <w:cs/>
           <w:lang w:val="ar_AE" w:bidi="ar_AE"/>
         </w:rPr>
         <w:t xml:space="preserve">هذا الاسمُ ترجمةٌ عربيةٌ للاسم </w:t>
       </w:r>
       <w:r>
         <w:rPr>
+          <w:rtl/>
+          <w:cs/>
           <w:lang w:val="ar_AE" w:bidi="ar_AE"/>
         </w:rPr>
         <w:t>اليوناني "آرثمي"، و</w:t>
       </w:r>
       <w:r>
         <w:rPr>
+          <w:rtl/>
+          <w:cs/>
           <w:lang w:val="ar_AE" w:bidi="ar_AE"/>
         </w:rPr>
         <w:t>اللاتيني "نُومِري"</w:t>
       </w:r>
       <w:r>
         <w:rPr>
+          <w:rtl/>
+          <w:cs/>
           <w:lang w:val="ar_AE" w:bidi="ar_AE"/>
         </w:rPr>
         <w:t xml:space="preserve">، وهما اسمان للسِّفْر أطلقتهما على التوالي الترجمة السبعينية اليونانية للعَهْدِ القَدِيمِ، والفولجاتا اللاتينية. </w:t>
       </w:r>
       <w:r>
         <w:rPr>
+          <w:rtl/>
+          <w:cs/>
           <w:lang w:val="ar_AE" w:bidi="ar_AE"/>
         </w:rPr>
         <w:t>تُظْهِرُ فصول التسجيل الإحصائي بدقة حسابية أن بني إِسْرائِيل الذين غادروا مصر ليسوا نفس الأشخاص الذين عبروا نهر الأُرْدُنِّ لدخولِ كنعان. في الكِتَاب المُقَدَّس العبري، يأتي التعبير "بِمِدْبار" أي ("في البريَّةِ") كاسمٍ لسِفْرِ العَدَد وهو التعبير الرابع من نصَ</w:t>
       </w:r>
       <w:r>
         <w:rPr>
+          <w:rtl/>
+          <w:cs/>
           <w:lang w:val="ar_AE" w:bidi="ar_AE"/>
         </w:rPr>
         <w:t xml:space="preserve"> </w:t>
@@ -1243,6 +1553,8 @@
       <w:hyperlink r:id="rId34">
         <w:r>
           <w:rPr>
+            <w:rtl/>
+            <w:cs/>
             <w:lang w:val="ar_AE" w:bidi="ar_AE"/>
           </w:rPr>
           <w:rPr>
@@ -1254,6 +1566,8 @@
       </w:hyperlink>
       <w:r>
         <w:rPr>
+          <w:rtl/>
+          <w:cs/>
           <w:lang w:val="ar_AE" w:bidi="ar_AE"/>
         </w:rPr>
         <w:t xml:space="preserve"> بحسب النصِّ العبري. وهذا التعبير كاسم للسِّفْر مناسِبٌ بكلِّ تأكيدٍ، لأنه يعكِسُ السياق الجغرافي والإطار الزمني للسِّفرِ.</w:t>
@@ -1265,24 +1579,32 @@
       </w:pPr>
       <w:r>
         <w:rPr>
+          <w:rtl/>
+          <w:cs/>
           <w:lang w:val="ar_AE" w:bidi="ar_AE"/>
         </w:rPr>
       </w:r>
       <w:r>
         <w:rPr>
           <w:b/>
+          <w:rtl/>
+          <w:cs/>
           <w:lang w:val="ar_AE" w:bidi="ar_AE"/>
         </w:rPr>
         <w:t>الأنماط الأدبية:</w:t>
       </w:r>
       <w:r>
         <w:rPr>
+          <w:rtl/>
+          <w:cs/>
           <w:lang w:val="ar_AE" w:bidi="ar_AE"/>
         </w:rPr>
         <w:t xml:space="preserve"> </w:t>
       </w:r>
       <w:r>
         <w:rPr>
+          <w:rtl/>
+          <w:cs/>
           <w:lang w:val="ar_AE" w:bidi="ar_AE"/>
         </w:rPr>
         <w:t>ينطوي سِفْرُ العددِ على مجموعةٍ متنوعة من الأنماط الأدبية الشائعة، كالأدب الروائي (</w:t>
@@ -1290,6 +1612,8 @@
       <w:hyperlink r:id="rId35">
         <w:r>
           <w:rPr>
+            <w:rtl/>
+            <w:cs/>
             <w:lang w:val="ar_AE" w:bidi="ar_AE"/>
           </w:rPr>
           <w:rPr>
@@ -1301,6 +1625,8 @@
       </w:hyperlink>
       <w:r>
         <w:rPr>
+          <w:rtl/>
+          <w:cs/>
           <w:lang w:val="ar_AE" w:bidi="ar_AE"/>
         </w:rPr>
         <w:t xml:space="preserve">)، والشِّعْريِّ (الفصول </w:t>
@@ -1308,6 +1634,8 @@
       <w:hyperlink r:id="rId36">
         <w:r>
           <w:rPr>
+            <w:rtl/>
+            <w:cs/>
             <w:lang w:val="ar_AE" w:bidi="ar_AE"/>
           </w:rPr>
           <w:rPr>
@@ -1319,6 +1647,8 @@
       </w:hyperlink>
       <w:r>
         <w:rPr>
+          <w:rtl/>
+          <w:cs/>
           <w:lang w:val="ar_AE" w:bidi="ar_AE"/>
         </w:rPr>
         <w:t xml:space="preserve">)، والتشريعي (الفصول </w:t>
@@ -1326,6 +1656,8 @@
       <w:hyperlink r:id="rId37">
         <w:r>
           <w:rPr>
+            <w:rtl/>
+            <w:cs/>
             <w:lang w:val="ar_AE" w:bidi="ar_AE"/>
           </w:rPr>
           <w:rPr>
@@ -1337,6 +1669,8 @@
       </w:hyperlink>
       <w:r>
         <w:rPr>
+          <w:rtl/>
+          <w:cs/>
           <w:lang w:val="ar_AE" w:bidi="ar_AE"/>
         </w:rPr>
         <w:t xml:space="preserve">). كما يحتوي على قوائِمٍ مُفَصَّلَةٍ عن الحقائقِ والأرقام، وإحصائيات التسجيل (الفصول </w:t>
@@ -1344,6 +1678,8 @@
       <w:hyperlink r:id="rId16">
         <w:r>
           <w:rPr>
+            <w:rtl/>
+            <w:cs/>
             <w:lang w:val="ar_AE" w:bidi="ar_AE"/>
           </w:rPr>
           <w:rPr>
@@ -1355,6 +1691,8 @@
       </w:hyperlink>
       <w:r>
         <w:rPr>
+          <w:rtl/>
+          <w:cs/>
           <w:lang w:val="ar_AE" w:bidi="ar_AE"/>
         </w:rPr>
         <w:t xml:space="preserve">)، والتقْدِمات والقرابين (الفصل </w:t>
@@ -1362,6 +1700,8 @@
       <w:hyperlink r:id="rId38">
         <w:r>
           <w:rPr>
+            <w:rtl/>
+            <w:cs/>
             <w:lang w:val="ar_AE" w:bidi="ar_AE"/>
           </w:rPr>
           <w:rPr>
@@ -1373,6 +1713,8 @@
       </w:hyperlink>
       <w:r>
         <w:rPr>
+          <w:rtl/>
+          <w:cs/>
           <w:lang w:val="ar_AE" w:bidi="ar_AE"/>
         </w:rPr>
         <w:t xml:space="preserve">)، ومسيرات التِّيه في البرية (الفصل </w:t>
@@ -1380,6 +1722,8 @@
       <w:hyperlink r:id="rId30">
         <w:r>
           <w:rPr>
+            <w:rtl/>
+            <w:cs/>
             <w:lang w:val="ar_AE" w:bidi="ar_AE"/>
           </w:rPr>
           <w:rPr>
@@ -1391,6 +1735,8 @@
       </w:hyperlink>
       <w:r>
         <w:rPr>
+          <w:rtl/>
+          <w:cs/>
           <w:lang w:val="ar_AE" w:bidi="ar_AE"/>
         </w:rPr>
         <w:t xml:space="preserve">). وتجمع ترجمة الحياة الجديدة القوائم النثرية العديدة في جداول مختصرة تضمُّ الأسماء والأعداد (الفصول </w:t>
@@ -1398,6 +1744,8 @@
       <w:hyperlink r:id="rId39">
         <w:r>
           <w:rPr>
+            <w:rtl/>
+            <w:cs/>
             <w:lang w:val="ar_AE" w:bidi="ar_AE"/>
           </w:rPr>
           <w:rPr>
@@ -1409,6 +1757,8 @@
       </w:hyperlink>
       <w:r>
         <w:rPr>
+          <w:rtl/>
+          <w:cs/>
           <w:lang w:val="ar_AE" w:bidi="ar_AE"/>
         </w:rPr>
         <w:t xml:space="preserve">؛ </w:t>
@@ -1416,6 +1766,8 @@
       <w:hyperlink r:id="rId40">
         <w:r>
           <w:rPr>
+            <w:rtl/>
+            <w:cs/>
             <w:lang w:val="ar_AE" w:bidi="ar_AE"/>
           </w:rPr>
           <w:rPr>
@@ -1427,6 +1779,8 @@
       </w:hyperlink>
       <w:r>
         <w:rPr>
+          <w:rtl/>
+          <w:cs/>
           <w:lang w:val="ar_AE" w:bidi="ar_AE"/>
         </w:rPr>
         <w:t xml:space="preserve">، </w:t>
@@ -1434,6 +1788,8 @@
       <w:hyperlink r:id="rId41">
         <w:r>
           <w:rPr>
+            <w:rtl/>
+            <w:cs/>
             <w:lang w:val="ar_AE" w:bidi="ar_AE"/>
           </w:rPr>
           <w:rPr>
@@ -1445,6 +1801,8 @@
       </w:hyperlink>
       <w:r>
         <w:rPr>
+          <w:rtl/>
+          <w:cs/>
           <w:lang w:val="ar_AE" w:bidi="ar_AE"/>
         </w:rPr>
         <w:t>).</w:t>
@@ -1456,30 +1814,40 @@
       </w:pPr>
       <w:r>
         <w:rPr>
+          <w:rtl/>
+          <w:cs/>
           <w:lang w:val="ar_AE" w:bidi="ar_AE"/>
         </w:rPr>
       </w:r>
       <w:r>
         <w:rPr>
           <w:b/>
+          <w:rtl/>
+          <w:cs/>
           <w:lang w:val="ar_AE" w:bidi="ar_AE"/>
         </w:rPr>
         <w:t>المَصَادِرُ الأَدَبِيَّة:</w:t>
       </w:r>
       <w:r>
         <w:rPr>
+          <w:rtl/>
+          <w:cs/>
           <w:lang w:val="ar_AE" w:bidi="ar_AE"/>
         </w:rPr>
         <w:t xml:space="preserve"> يَصِفُ سِفْر العَدَد في </w:t>
       </w:r>
       <w:r>
         <w:rPr>
+          <w:rtl/>
+          <w:cs/>
           <w:lang w:val="ar_AE" w:bidi="ar_AE"/>
         </w:rPr>
         <w:t>الكِتَابُ المُقَدَّسُ</w:t>
       </w:r>
       <w:r>
         <w:rPr>
+          <w:rtl/>
+          <w:cs/>
           <w:lang w:val="ar_AE" w:bidi="ar_AE"/>
         </w:rPr>
         <w:t xml:space="preserve"> العبريُّ مصادر قديمة يشير إليها النبي مُوسَى (وربما محرِّرُون لاحقون)، مثل "</w:t>
@@ -1487,12 +1855,16 @@
       <w:r>
         <w:rPr>
           <w:b/>
+          <w:rtl/>
+          <w:cs/>
           <w:lang w:val="ar_AE" w:bidi="ar_AE"/>
         </w:rPr>
         <w:t>كِتَابِ حُرُوبِ الرَّبِّ</w:t>
       </w:r>
       <w:r>
         <w:rPr>
+          <w:rtl/>
+          <w:cs/>
           <w:lang w:val="ar_AE" w:bidi="ar_AE"/>
         </w:rPr>
         <w:t>" (</w:t>
@@ -1500,6 +1872,8 @@
       <w:hyperlink r:id="rId42">
         <w:r>
           <w:rPr>
+            <w:rtl/>
+            <w:cs/>
             <w:lang w:val="ar_AE" w:bidi="ar_AE"/>
           </w:rPr>
           <w:rPr>
@@ -1511,6 +1885,8 @@
       </w:hyperlink>
       <w:r>
         <w:rPr>
+          <w:rtl/>
+          <w:cs/>
           <w:lang w:val="ar_AE" w:bidi="ar_AE"/>
         </w:rPr>
         <w:t>)، "نَشِيدِ البِئْر" (</w:t>
@@ -1518,6 +1894,8 @@
       <w:hyperlink r:id="rId43">
         <w:r>
           <w:rPr>
+            <w:rtl/>
+            <w:cs/>
             <w:lang w:val="ar_AE" w:bidi="ar_AE"/>
           </w:rPr>
           <w:rPr>
@@ -1529,6 +1907,8 @@
       </w:hyperlink>
       <w:r>
         <w:rPr>
+          <w:rtl/>
+          <w:cs/>
           <w:lang w:val="ar_AE" w:bidi="ar_AE"/>
         </w:rPr>
         <w:t>)، و"نَشِيدِ حَشْبونَ" (</w:t>
@@ -1536,6 +1916,8 @@
       <w:hyperlink r:id="rId44">
         <w:r>
           <w:rPr>
+            <w:rtl/>
+            <w:cs/>
             <w:lang w:val="ar_AE" w:bidi="ar_AE"/>
           </w:rPr>
           <w:rPr>
@@ -1547,6 +1929,8 @@
       </w:hyperlink>
       <w:r>
         <w:rPr>
+          <w:rtl/>
+          <w:cs/>
           <w:lang w:val="ar_AE" w:bidi="ar_AE"/>
         </w:rPr>
         <w:t xml:space="preserve">). كما تحتوي الفصول </w:t>
@@ -1554,6 +1938,8 @@
       <w:hyperlink r:id="rId36">
         <w:r>
           <w:rPr>
+            <w:rtl/>
+            <w:cs/>
             <w:lang w:val="ar_AE" w:bidi="ar_AE"/>
           </w:rPr>
           <w:rPr>
@@ -1565,6 +1951,8 @@
       </w:hyperlink>
       <w:r>
         <w:rPr>
+          <w:rtl/>
+          <w:cs/>
           <w:lang w:val="ar_AE" w:bidi="ar_AE"/>
         </w:rPr>
         <w:t xml:space="preserve"> على كثيرٍ من الأبيات الشِّعْرِيَّة للنَّبِي غير الإسرائيلي بَلْعَامَ؛ ويبدو أن النصَّ الوارِد في </w:t>
@@ -1572,6 +1960,8 @@
       <w:hyperlink r:id="rId45">
         <w:r>
           <w:rPr>
+            <w:rtl/>
+            <w:cs/>
             <w:lang w:val="ar_AE" w:bidi="ar_AE"/>
           </w:rPr>
           <w:rPr>
@@ -1583,6 +1973,8 @@
       </w:hyperlink>
       <w:r>
         <w:rPr>
+          <w:rtl/>
+          <w:cs/>
           <w:lang w:val="ar_AE" w:bidi="ar_AE"/>
         </w:rPr>
         <w:t xml:space="preserve"> يعتَمِدُ على سجلٍ فعليٍّ عن غنائم الحرب؛ كما يبدو أن الفصل </w:t>
@@ -1590,6 +1982,8 @@
       <w:hyperlink r:id="rId30">
         <w:r>
           <w:rPr>
+            <w:rtl/>
+            <w:cs/>
             <w:lang w:val="ar_AE" w:bidi="ar_AE"/>
           </w:rPr>
           <w:rPr>
@@ -1601,6 +1995,8 @@
       </w:hyperlink>
       <w:r>
         <w:rPr>
+          <w:rtl/>
+          <w:cs/>
           <w:lang w:val="ar_AE" w:bidi="ar_AE"/>
         </w:rPr>
         <w:t xml:space="preserve"> مأخوذٌ من يومياتٍ مكتوبةٍ.</w:t>
@@ -1612,24 +2008,32 @@
       </w:pPr>
       <w:r>
         <w:rPr>
+          <w:rtl/>
+          <w:cs/>
           <w:lang w:val="ar_AE" w:bidi="ar_AE"/>
         </w:rPr>
       </w:r>
       <w:r>
         <w:rPr>
           <w:b/>
+          <w:rtl/>
+          <w:cs/>
           <w:lang w:val="ar_AE" w:bidi="ar_AE"/>
         </w:rPr>
         <w:t>النَّصُّ</w:t>
       </w:r>
       <w:r>
         <w:rPr>
+          <w:rtl/>
+          <w:cs/>
           <w:lang w:val="ar_AE" w:bidi="ar_AE"/>
         </w:rPr>
         <w:t>. إن النَّصَّ العبري لِسِفْرِ العَدَد محفوظ بشكلٍ جيِّدٍ للغاية، باستثناء بعض الأقسام الشِّعْرِيَّة القليلة في الفصول</w:t>
       </w:r>
       <w:r>
         <w:rPr>
+          <w:rtl/>
+          <w:cs/>
           <w:lang w:val="ar_AE" w:bidi="ar_AE"/>
         </w:rPr>
         <w:t xml:space="preserve"> </w:t>
@@ -1637,6 +2041,8 @@
       <w:hyperlink r:id="rId46">
         <w:r>
           <w:rPr>
+            <w:rtl/>
+            <w:cs/>
             <w:lang w:val="ar_AE" w:bidi="ar_AE"/>
           </w:rPr>
           <w:rPr>
@@ -1648,30 +2054,40 @@
       </w:hyperlink>
       <w:r>
         <w:rPr>
+          <w:rtl/>
+          <w:cs/>
           <w:lang w:val="ar_AE" w:bidi="ar_AE"/>
         </w:rPr>
         <w:t xml:space="preserve"> </w:t>
       </w:r>
       <w:r>
         <w:rPr>
+          <w:rtl/>
+          <w:cs/>
           <w:lang w:val="ar_AE" w:bidi="ar_AE"/>
         </w:rPr>
         <w:t>التي يَصْعُبُ تفسيرُها. والحالة الجَيِّدَةُ عمومًا للنصِّ العبريِّ واضحةٌ عند مقارَنَة النَّصِّ العبريِّ الماسوري (900 م) بكثيرٍ من أجزاء مخطوطاتٍ أقدم لسِفْرِ العَدَد، والتي تمَّ العثور عليها بين لفائف البحر الميت (150 ق.م -125 م)</w:t>
       </w:r>
       <w:r>
         <w:rPr>
+          <w:rtl/>
+          <w:cs/>
           <w:lang w:val="ar_AE" w:bidi="ar_AE"/>
         </w:rPr>
         <w:t xml:space="preserve">؛ </w:t>
       </w:r>
       <w:r>
         <w:rPr>
+          <w:rtl/>
+          <w:cs/>
           <w:lang w:val="ar_AE" w:bidi="ar_AE"/>
         </w:rPr>
         <w:t>لا يُوجَدُ إلا عددٌ قليل من الاختلافات غير المُهِمِّة بين النَّصَّيْن. لكن هناك اختلافات أكبر بين النَّصِّ الماسوري والأقسام المناظرة له في العَهْد القَدِيم اليوناني (السَّبْعِينِيَّة) من ناحية، وبين الأسفار الخمسة للتوراة السَّامِرِيَّة، وتبدو تلك الاختلافات تفسيريَّةً مقصودةً، وليس مجرَّد قراءات متنوعة للمخطوطات</w:t>
       </w:r>
       <w:r>
         <w:rPr>
+          <w:rtl/>
+          <w:cs/>
           <w:lang w:val="ar_AE" w:bidi="ar_AE"/>
         </w:rPr>
         <w:t>.</w:t>
@@ -1684,6 +2100,8 @@
       </w:pPr>
       <w:r>
         <w:rPr>
+          <w:rtl/>
+          <w:cs/>
           <w:lang w:val="ar_AE" w:bidi="ar_AE"/>
         </w:rPr>
         <w:t>مَغْزَى السِّفر وَرِسَالَتُه</w:t>
@@ -1695,17 +2113,23 @@
       </w:pPr>
       <w:r>
         <w:rPr>
-          <w:lang w:val="ar_AE" w:bidi="ar_AE"/>
-        </w:rPr>
-      </w:r>
-      <w:r>
-        <w:rPr>
+          <w:rtl/>
+          <w:cs/>
+          <w:lang w:val="ar_AE" w:bidi="ar_AE"/>
+        </w:rPr>
+      </w:r>
+      <w:r>
+        <w:rPr>
+          <w:rtl/>
+          <w:cs/>
           <w:lang w:val="ar_AE" w:bidi="ar_AE"/>
         </w:rPr>
         <w:t>يشرحُ سفْرُ العَدَد كيف دبَّر الله احتياجات شعبه، كما يوثِّقُ عصيان بني إسرائيل المتكَرِّر عندما تمرَّدُوا على أوامر الرَّبِّ. لم يختبر بنو إِسْرَائِيل التيه في البرية لمدة أربعين سنةً لأنهم ضَلُّوا الطريق، لكن لأنهم خانوا الرَّبِّ وتمرَّدوا عليه</w:t>
       </w:r>
       <w:r>
         <w:rPr>
+          <w:rtl/>
+          <w:cs/>
           <w:lang w:val="ar_AE" w:bidi="ar_AE"/>
         </w:rPr>
         <w:t>.</w:t>
@@ -1717,11 +2141,15 @@
       </w:pPr>
       <w:r>
         <w:rPr>
-          <w:lang w:val="ar_AE" w:bidi="ar_AE"/>
-        </w:rPr>
-      </w:r>
-      <w:r>
-        <w:rPr>
+          <w:rtl/>
+          <w:cs/>
+          <w:lang w:val="ar_AE" w:bidi="ar_AE"/>
+        </w:rPr>
+      </w:r>
+      <w:r>
+        <w:rPr>
+          <w:rtl/>
+          <w:cs/>
           <w:lang w:val="ar_AE" w:bidi="ar_AE"/>
         </w:rPr>
         <w:t>يُسَلِّط سِفُرُ العَدَد الضَّوءَ على صراع بني إسرائيل مع الله. في كلِّ مَرَّةٍ يدعوهم الله إلى الالتزام بالناموس، يعصونه. كان بوسعهم الاتِّكال على عناية الله باحتياجاتهم الضرورية الجسدية والاعتماد على إرشاده لهم عن طريق قادَتِهم المختارين. ومع ذلك، غالبًا ما كانوا يقابلون العناية الإلهية المستمرة بعدم الإيمان. يُظْهِرُ سِفْرُ العَدَد القضاء الإلهي السريع للإله القدُّوس، وفي نفس الوقت يُعَلِّم أن الرَّبَّ هو الإله الأمين طويل الأناة.</w:t>
@@ -1733,11 +2161,15 @@
       </w:pPr>
       <w:r>
         <w:rPr>
-          <w:lang w:val="ar_AE" w:bidi="ar_AE"/>
-        </w:rPr>
-      </w:r>
-      <w:r>
-        <w:rPr>
+          <w:rtl/>
+          <w:cs/>
+          <w:lang w:val="ar_AE" w:bidi="ar_AE"/>
+        </w:rPr>
+      </w:r>
+      <w:r>
+        <w:rPr>
+          <w:rtl/>
+          <w:cs/>
           <w:lang w:val="ar_AE" w:bidi="ar_AE"/>
         </w:rPr>
         <w:t>كما في إسرائيل القديم، تحتاج أيَّةُ جماعة من جماعات الإيمان إلى قيادةٍ ثابتةٍ، وهكذا يواصِلُ سِفْرُ العَدَد تحذيراته لمن ينسون سريعًا طبيعةَ الله المقدَّسَة. وثمة قصصٌ بعينها في السِّفْرُ يستخدمها كَتَبَةُ العَهْدِ الجَدِيدِ كدروس تنطوي على عِبَرٍ موضوعيةٍ قَوِيَّةٍ:</w:t>
@@ -1752,11 +2184,15 @@
       </w:pPr>
       <w:r>
         <w:rPr>
-          <w:lang w:val="ar_AE" w:bidi="ar_AE"/>
-        </w:rPr>
-      </w:r>
-      <w:r>
-        <w:rPr>
+          <w:rtl/>
+          <w:cs/>
+          <w:lang w:val="ar_AE" w:bidi="ar_AE"/>
+        </w:rPr>
+      </w:r>
+      <w:r>
+        <w:rPr>
+          <w:rtl/>
+          <w:cs/>
           <w:lang w:val="ar_AE" w:bidi="ar_AE"/>
         </w:rPr>
         <w:t xml:space="preserve">في </w:t>
@@ -1764,6 +2200,8 @@
       <w:hyperlink r:id="rId47">
         <w:r>
           <w:rPr>
+            <w:rtl/>
+            <w:cs/>
             <w:lang w:val="ar_AE" w:bidi="ar_AE"/>
           </w:rPr>
           <w:rPr>
@@ -1775,18 +2213,24 @@
       </w:hyperlink>
       <w:r>
         <w:rPr>
+          <w:rtl/>
+          <w:cs/>
           <w:lang w:val="ar_AE" w:bidi="ar_AE"/>
         </w:rPr>
         <w:t xml:space="preserve">، </w:t>
       </w:r>
       <w:r>
         <w:rPr>
+          <w:rtl/>
+          <w:cs/>
           <w:lang w:val="ar_AE" w:bidi="ar_AE"/>
         </w:rPr>
         <w:t>يُحَذِّرُ الرَّسُول بُولُس قراءَه بضرورة الابتعاد عن الوثنية، والفساد الأخلاقي، والتذمُّر فلا يهلكوا كما هلكَ بنو إِسْرَائِيل في البريَّة، فالله لا يرضى بمثل هذه السلوكيات، كما ينبغي على أتباع المسيح ألا يجرِّبوا الله</w:t>
       </w:r>
       <w:r>
         <w:rPr>
+          <w:rtl/>
+          <w:cs/>
           <w:lang w:val="ar_AE" w:bidi="ar_AE"/>
         </w:rPr>
         <w:t xml:space="preserve"> (</w:t>
@@ -1794,6 +2238,8 @@
       <w:hyperlink r:id="rId48">
         <w:r>
           <w:rPr>
+            <w:rtl/>
+            <w:cs/>
             <w:lang w:val="ar_AE" w:bidi="ar_AE"/>
           </w:rPr>
           <w:rPr>
@@ -1805,6 +2251,8 @@
       </w:hyperlink>
       <w:r>
         <w:rPr>
+          <w:rtl/>
+          <w:cs/>
           <w:lang w:val="ar_AE" w:bidi="ar_AE"/>
         </w:rPr>
         <w:t>).</w:t>
@@ -1819,17 +2267,23 @@
       </w:pPr>
       <w:r>
         <w:rPr>
-          <w:lang w:val="ar_AE" w:bidi="ar_AE"/>
-        </w:rPr>
-      </w:r>
-      <w:r>
-        <w:rPr>
+          <w:rtl/>
+          <w:cs/>
+          <w:lang w:val="ar_AE" w:bidi="ar_AE"/>
+        </w:rPr>
+      </w:r>
+      <w:r>
+        <w:rPr>
+          <w:rtl/>
+          <w:cs/>
           <w:lang w:val="ar_AE" w:bidi="ar_AE"/>
         </w:rPr>
         <w:t>يشير كاتِبُ الرِّسَالة إلى العِبْرانيِّين إلى المواقف المتكَرِّرَة لاتجاه القلب القاسي والمتمرَّد لدى بني إِسْرَائِيل، كما يقرِّر الكاتِبُ أن الله قد تجاوَبَ مع هذا التمرُّد بغضبٍ سريع وحاسمٍ</w:t>
       </w:r>
       <w:r>
         <w:rPr>
+          <w:rtl/>
+          <w:cs/>
           <w:lang w:val="ar_AE" w:bidi="ar_AE"/>
         </w:rPr>
         <w:t xml:space="preserve"> (</w:t>
@@ -1837,6 +2291,8 @@
       <w:hyperlink r:id="rId49">
         <w:r>
           <w:rPr>
+            <w:rtl/>
+            <w:cs/>
             <w:lang w:val="ar_AE" w:bidi="ar_AE"/>
           </w:rPr>
           <w:rPr>
@@ -1848,12 +2304,16 @@
       </w:hyperlink>
       <w:r>
         <w:rPr>
+          <w:rtl/>
+          <w:cs/>
           <w:lang w:val="ar_AE" w:bidi="ar_AE"/>
         </w:rPr>
         <w:t xml:space="preserve">). </w:t>
       </w:r>
       <w:r>
         <w:rPr>
+          <w:rtl/>
+          <w:cs/>
           <w:lang w:val="ar_AE" w:bidi="ar_AE"/>
         </w:rPr>
         <w:t xml:space="preserve">هذه النصوص التي تعتمدُ بشكلٍ كبيرٍ على مفرداتِ </w:t>
@@ -1861,6 +2321,8 @@
       <w:hyperlink r:id="rId50">
         <w:r>
           <w:rPr>
+            <w:rtl/>
+            <w:cs/>
             <w:lang w:val="ar_AE" w:bidi="ar_AE"/>
           </w:rPr>
           <w:rPr>
@@ -1872,18 +2334,24 @@
       </w:hyperlink>
       <w:r>
         <w:rPr>
+          <w:rtl/>
+          <w:cs/>
           <w:lang w:val="ar_AE" w:bidi="ar_AE"/>
         </w:rPr>
         <w:t xml:space="preserve">، </w:t>
       </w:r>
       <w:r>
         <w:rPr>
+          <w:rtl/>
+          <w:cs/>
           <w:lang w:val="ar_AE" w:bidi="ar_AE"/>
         </w:rPr>
         <w:t>مُشَبَّعَة بمصطلحات تعكِسُ دينونةَ الله على خطيَّة إسْرائِيل</w:t>
       </w:r>
       <w:r>
         <w:rPr>
+          <w:rtl/>
+          <w:cs/>
           <w:lang w:val="ar_AE" w:bidi="ar_AE"/>
         </w:rPr>
         <w:t>.</w:t>
@@ -1898,11 +2366,15 @@
       </w:pPr>
       <w:r>
         <w:rPr>
-          <w:lang w:val="ar_AE" w:bidi="ar_AE"/>
-        </w:rPr>
-      </w:r>
-      <w:r>
-        <w:rPr>
+          <w:rtl/>
+          <w:cs/>
+          <w:lang w:val="ar_AE" w:bidi="ar_AE"/>
+        </w:rPr>
+      </w:r>
+      <w:r>
+        <w:rPr>
+          <w:rtl/>
+          <w:cs/>
           <w:lang w:val="ar_AE" w:bidi="ar_AE"/>
         </w:rPr>
         <w:t xml:space="preserve">النصُّ الوارِدُ في </w:t>
@@ -1910,6 +2382,8 @@
       <w:hyperlink r:id="rId51">
         <w:r>
           <w:rPr>
+            <w:rtl/>
+            <w:cs/>
             <w:lang w:val="ar_AE" w:bidi="ar_AE"/>
           </w:rPr>
           <w:rPr>
@@ -1921,18 +2395,24 @@
       </w:hyperlink>
       <w:r>
         <w:rPr>
+          <w:rtl/>
+          <w:cs/>
           <w:lang w:val="ar_AE" w:bidi="ar_AE"/>
         </w:rPr>
         <w:t xml:space="preserve"> </w:t>
       </w:r>
       <w:r>
         <w:rPr>
+          <w:rtl/>
+          <w:cs/>
           <w:lang w:val="ar_AE" w:bidi="ar_AE"/>
         </w:rPr>
         <w:t>يُعلِّمُ المسيحيين عن الأمانة بتلخيص سِفْرِ العَدَد</w:t>
       </w:r>
       <w:r>
         <w:rPr>
+          <w:rtl/>
+          <w:cs/>
           <w:lang w:val="ar_AE" w:bidi="ar_AE"/>
         </w:rPr>
         <w:t>.</w:t>
@@ -1944,28 +2424,38 @@
       </w:pPr>
       <w:r>
         <w:rPr>
-          <w:lang w:val="ar_AE" w:bidi="ar_AE"/>
-        </w:rPr>
-      </w:r>
-      <w:r>
-        <w:rPr>
+          <w:rtl/>
+          <w:cs/>
+          <w:lang w:val="ar_AE" w:bidi="ar_AE"/>
+        </w:rPr>
+      </w:r>
+      <w:r>
+        <w:rPr>
+          <w:rtl/>
+          <w:cs/>
           <w:lang w:val="ar_AE" w:bidi="ar_AE"/>
         </w:rPr>
         <w:t>إن الإله الذي حرَّر شعبه من مِصر هو نفسُه الذي أَهْلَك الجيل المتمرِّد في إِسْرَائِيل لأنهم عصوا الله ولم يؤمنوا به. وعلى غرار إِسْرَائِيل القديم، يَتَعَيَّنُ على المسيحيين أن يتعلَّموا من أخطاء الماضي</w:t>
       </w:r>
       <w:r>
         <w:rPr>
+          <w:rtl/>
+          <w:cs/>
           <w:lang w:val="ar_AE" w:bidi="ar_AE"/>
         </w:rPr>
         <w:t xml:space="preserve"> سالكين بحياة الإيمان والطاعة لرَبِّهِم.</w:t>
       </w:r>
       <w:r>
         <w:rPr>
-          <w:lang w:val="ar_AE" w:bidi="ar_AE"/>
-        </w:rPr>
-      </w:r>
-      <w:r>
-        <w:rPr>
+          <w:rtl/>
+          <w:cs/>
+          <w:lang w:val="ar_AE" w:bidi="ar_AE"/>
+        </w:rPr>
+      </w:r>
+      <w:r>
+        <w:rPr>
+          <w:rtl/>
+          <w:cs/>
           <w:lang w:val="ar_AE" w:bidi="ar_AE"/>
         </w:rPr>
       </w:r>

--- a/arb/docx/04.content.docx
+++ b/arb/docx/04.content.docx
@@ -454,20 +454,14 @@
         </w:rPr>
         <w:t>(</w:t>
       </w:r>
-      <w:hyperlink r:id="rId13">
-        <w:r>
-          <w:rPr>
-            <w:rtl/>
-            <w:cs/>
-            <w:lang w:val="ar_AE" w:bidi="ar_AE"/>
-          </w:rPr>
-          <w:rPr>
-            <w:color w:val="0000EE"/>
-            <w:u w:val="single"/>
-          </w:rPr>
-          <w:t>1:1–10:10</w:t>
-        </w:r>
-      </w:hyperlink>
+      <w:r>
+        <w:rPr>
+          <w:rtl/>
+          <w:cs/>
+          <w:lang w:val="ar_AE" w:bidi="ar_AE"/>
+        </w:rPr>
+        <w:t>1:1–10:10</w:t>
+      </w:r>
       <w:r>
         <w:rPr>
           <w:rtl/>
@@ -492,20 +486,14 @@
         </w:rPr>
         <w:t>(</w:t>
       </w:r>
-      <w:hyperlink r:id="rId14">
-        <w:r>
-          <w:rPr>
-            <w:rtl/>
-            <w:cs/>
-            <w:lang w:val="ar_AE" w:bidi="ar_AE"/>
-          </w:rPr>
-          <w:rPr>
-            <w:color w:val="0000EE"/>
-            <w:u w:val="single"/>
-          </w:rPr>
-          <w:t>10:11–22:1</w:t>
-        </w:r>
-      </w:hyperlink>
+      <w:r>
+        <w:rPr>
+          <w:rtl/>
+          <w:cs/>
+          <w:lang w:val="ar_AE" w:bidi="ar_AE"/>
+        </w:rPr>
+        <w:t>10:11–22:1</w:t>
+      </w:r>
       <w:r>
         <w:rPr>
           <w:rtl/>
@@ -530,20 +518,14 @@
         </w:rPr>
         <w:t xml:space="preserve"> بوقت قصير (</w:t>
       </w:r>
-      <w:hyperlink r:id="rId15">
-        <w:r>
-          <w:rPr>
-            <w:rtl/>
-            <w:cs/>
-            <w:lang w:val="ar_AE" w:bidi="ar_AE"/>
-          </w:rPr>
-          <w:rPr>
-            <w:color w:val="0000EE"/>
-            <w:u w:val="single"/>
-          </w:rPr>
-          <w:t>21:1–36:13</w:t>
-        </w:r>
-      </w:hyperlink>
+      <w:r>
+        <w:rPr>
+          <w:rtl/>
+          <w:cs/>
+          <w:lang w:val="ar_AE" w:bidi="ar_AE"/>
+        </w:rPr>
+        <w:t>21:1–36:13</w:t>
+      </w:r>
       <w:r>
         <w:rPr>
           <w:rtl/>
@@ -580,20 +562,14 @@
         </w:rPr>
         <w:t xml:space="preserve">(الفصول </w:t>
       </w:r>
-      <w:hyperlink r:id="rId16">
-        <w:r>
-          <w:rPr>
-            <w:rtl/>
-            <w:cs/>
-            <w:lang w:val="ar_AE" w:bidi="ar_AE"/>
-          </w:rPr>
-          <w:rPr>
-            <w:color w:val="0000EE"/>
-            <w:u w:val="single"/>
-          </w:rPr>
-          <w:t>1–4</w:t>
-        </w:r>
-      </w:hyperlink>
+      <w:r>
+        <w:rPr>
+          <w:rtl/>
+          <w:cs/>
+          <w:lang w:val="ar_AE" w:bidi="ar_AE"/>
+        </w:rPr>
+        <w:t>1–4</w:t>
+      </w:r>
       <w:r>
         <w:rPr>
           <w:rtl/>
@@ -602,20 +578,14 @@
         </w:rPr>
         <w:t xml:space="preserve">، </w:t>
       </w:r>
-      <w:hyperlink r:id="rId17">
-        <w:r>
-          <w:rPr>
-            <w:rtl/>
-            <w:cs/>
-            <w:lang w:val="ar_AE" w:bidi="ar_AE"/>
-          </w:rPr>
-          <w:rPr>
-            <w:color w:val="0000EE"/>
-            <w:u w:val="single"/>
-          </w:rPr>
-          <w:t>26</w:t>
-        </w:r>
-      </w:hyperlink>
+      <w:r>
+        <w:rPr>
+          <w:rtl/>
+          <w:cs/>
+          <w:lang w:val="ar_AE" w:bidi="ar_AE"/>
+        </w:rPr>
+        <w:t>26</w:t>
+      </w:r>
       <w:r>
         <w:rPr>
           <w:rtl/>
@@ -684,20 +654,14 @@
         </w:rPr>
         <w:t xml:space="preserve"> على الرَّبِّ (الفصول </w:t>
       </w:r>
-      <w:hyperlink r:id="rId18">
-        <w:r>
-          <w:rPr>
-            <w:rtl/>
-            <w:cs/>
-            <w:lang w:val="ar_AE" w:bidi="ar_AE"/>
-          </w:rPr>
-          <w:rPr>
-            <w:color w:val="0000EE"/>
-            <w:u w:val="single"/>
-          </w:rPr>
-          <w:t>11</w:t>
-        </w:r>
-      </w:hyperlink>
+      <w:r>
+        <w:rPr>
+          <w:rtl/>
+          <w:cs/>
+          <w:lang w:val="ar_AE" w:bidi="ar_AE"/>
+        </w:rPr>
+        <w:t>11</w:t>
+      </w:r>
       <w:r>
         <w:rPr>
           <w:rtl/>
@@ -706,20 +670,14 @@
         </w:rPr>
         <w:t xml:space="preserve">، </w:t>
       </w:r>
-      <w:hyperlink r:id="rId19">
-        <w:r>
-          <w:rPr>
-            <w:rtl/>
-            <w:cs/>
-            <w:lang w:val="ar_AE" w:bidi="ar_AE"/>
-          </w:rPr>
-          <w:rPr>
-            <w:color w:val="0000EE"/>
-            <w:u w:val="single"/>
-          </w:rPr>
-          <w:t>12</w:t>
-        </w:r>
-      </w:hyperlink>
+      <w:r>
+        <w:rPr>
+          <w:rtl/>
+          <w:cs/>
+          <w:lang w:val="ar_AE" w:bidi="ar_AE"/>
+        </w:rPr>
+        <w:t>12</w:t>
+      </w:r>
       <w:r>
         <w:rPr>
           <w:rtl/>
@@ -728,20 +686,14 @@
         </w:rPr>
         <w:t xml:space="preserve">، </w:t>
       </w:r>
-      <w:hyperlink r:id="rId20">
-        <w:r>
-          <w:rPr>
-            <w:rtl/>
-            <w:cs/>
-            <w:lang w:val="ar_AE" w:bidi="ar_AE"/>
-          </w:rPr>
-          <w:rPr>
-            <w:color w:val="0000EE"/>
-            <w:u w:val="single"/>
-          </w:rPr>
-          <w:t>14</w:t>
-        </w:r>
-      </w:hyperlink>
+      <w:r>
+        <w:rPr>
+          <w:rtl/>
+          <w:cs/>
+          <w:lang w:val="ar_AE" w:bidi="ar_AE"/>
+        </w:rPr>
+        <w:t>14</w:t>
+      </w:r>
       <w:r>
         <w:rPr>
           <w:rtl/>
@@ -750,20 +702,14 @@
         </w:rPr>
         <w:t xml:space="preserve">، </w:t>
       </w:r>
-      <w:hyperlink r:id="rId21">
-        <w:r>
-          <w:rPr>
-            <w:rtl/>
-            <w:cs/>
-            <w:lang w:val="ar_AE" w:bidi="ar_AE"/>
-          </w:rPr>
-          <w:rPr>
-            <w:color w:val="0000EE"/>
-            <w:u w:val="single"/>
-          </w:rPr>
-          <w:t>16–17</w:t>
-        </w:r>
-      </w:hyperlink>
+      <w:r>
+        <w:rPr>
+          <w:rtl/>
+          <w:cs/>
+          <w:lang w:val="ar_AE" w:bidi="ar_AE"/>
+        </w:rPr>
+        <w:t>16–17</w:t>
+      </w:r>
       <w:r>
         <w:rPr>
           <w:rtl/>
@@ -772,20 +718,14 @@
         </w:rPr>
         <w:t xml:space="preserve">، </w:t>
       </w:r>
-      <w:hyperlink r:id="rId22">
-        <w:r>
-          <w:rPr>
-            <w:rtl/>
-            <w:cs/>
-            <w:lang w:val="ar_AE" w:bidi="ar_AE"/>
-          </w:rPr>
-          <w:rPr>
-            <w:color w:val="0000EE"/>
-            <w:u w:val="single"/>
-          </w:rPr>
-          <w:t>20</w:t>
-        </w:r>
-      </w:hyperlink>
+      <w:r>
+        <w:rPr>
+          <w:rtl/>
+          <w:cs/>
+          <w:lang w:val="ar_AE" w:bidi="ar_AE"/>
+        </w:rPr>
+        <w:t>20</w:t>
+      </w:r>
       <w:r>
         <w:rPr>
           <w:rtl/>
@@ -794,20 +734,14 @@
         </w:rPr>
         <w:t xml:space="preserve">، </w:t>
       </w:r>
-      <w:hyperlink r:id="rId23">
-        <w:r>
-          <w:rPr>
-            <w:rtl/>
-            <w:cs/>
-            <w:lang w:val="ar_AE" w:bidi="ar_AE"/>
-          </w:rPr>
-          <w:rPr>
-            <w:color w:val="0000EE"/>
-            <w:u w:val="single"/>
-          </w:rPr>
-          <w:t>25</w:t>
-        </w:r>
-      </w:hyperlink>
+      <w:r>
+        <w:rPr>
+          <w:rtl/>
+          <w:cs/>
+          <w:lang w:val="ar_AE" w:bidi="ar_AE"/>
+        </w:rPr>
+        <w:t>25</w:t>
+      </w:r>
       <w:r>
         <w:rPr>
           <w:rtl/>
@@ -832,20 +766,14 @@
         </w:rPr>
         <w:t xml:space="preserve"> (</w:t>
       </w:r>
-      <w:hyperlink r:id="rId24">
-        <w:r>
-          <w:rPr>
-            <w:rtl/>
-            <w:cs/>
-            <w:lang w:val="ar_AE" w:bidi="ar_AE"/>
-          </w:rPr>
-          <w:rPr>
-            <w:color w:val="0000EE"/>
-            <w:u w:val="single"/>
-          </w:rPr>
-          <w:t>13:30</w:t>
-        </w:r>
-      </w:hyperlink>
+      <w:r>
+        <w:rPr>
+          <w:rtl/>
+          <w:cs/>
+          <w:lang w:val="ar_AE" w:bidi="ar_AE"/>
+        </w:rPr>
+        <w:t>13:30</w:t>
+      </w:r>
       <w:r>
         <w:rPr>
           <w:rtl/>
@@ -854,20 +782,14 @@
         </w:rPr>
         <w:t xml:space="preserve">؛ </w:t>
       </w:r>
-      <w:hyperlink r:id="rId25">
-        <w:r>
-          <w:rPr>
-            <w:rtl/>
-            <w:cs/>
-            <w:lang w:val="ar_AE" w:bidi="ar_AE"/>
-          </w:rPr>
-          <w:rPr>
-            <w:color w:val="0000EE"/>
-            <w:u w:val="single"/>
-          </w:rPr>
-          <w:t>14:6–9</w:t>
-        </w:r>
-      </w:hyperlink>
+      <w:r>
+        <w:rPr>
+          <w:rtl/>
+          <w:cs/>
+          <w:lang w:val="ar_AE" w:bidi="ar_AE"/>
+        </w:rPr>
+        <w:t>14:6–9</w:t>
+      </w:r>
       <w:r>
         <w:rPr>
           <w:rtl/>
@@ -904,20 +826,14 @@
         </w:rPr>
         <w:t xml:space="preserve"> (الفصول </w:t>
       </w:r>
-      <w:hyperlink r:id="rId20">
-        <w:r>
-          <w:rPr>
-            <w:rtl/>
-            <w:cs/>
-            <w:lang w:val="ar_AE" w:bidi="ar_AE"/>
-          </w:rPr>
-          <w:rPr>
-            <w:color w:val="0000EE"/>
-            <w:u w:val="single"/>
-          </w:rPr>
-          <w:t>14</w:t>
-        </w:r>
-      </w:hyperlink>
+      <w:r>
+        <w:rPr>
+          <w:rtl/>
+          <w:cs/>
+          <w:lang w:val="ar_AE" w:bidi="ar_AE"/>
+        </w:rPr>
+        <w:t>14</w:t>
+      </w:r>
       <w:r>
         <w:rPr>
           <w:rtl/>
@@ -926,20 +842,14 @@
         </w:rPr>
         <w:t xml:space="preserve">، </w:t>
       </w:r>
-      <w:hyperlink r:id="rId26">
-        <w:r>
-          <w:rPr>
-            <w:rtl/>
-            <w:cs/>
-            <w:lang w:val="ar_AE" w:bidi="ar_AE"/>
-          </w:rPr>
-          <w:rPr>
-            <w:color w:val="0000EE"/>
-            <w:u w:val="single"/>
-          </w:rPr>
-          <w:t>21</w:t>
-        </w:r>
-      </w:hyperlink>
+      <w:r>
+        <w:rPr>
+          <w:rtl/>
+          <w:cs/>
+          <w:lang w:val="ar_AE" w:bidi="ar_AE"/>
+        </w:rPr>
+        <w:t>21</w:t>
+      </w:r>
       <w:r>
         <w:rPr>
           <w:rtl/>
@@ -948,20 +858,14 @@
         </w:rPr>
         <w:t xml:space="preserve">، </w:t>
       </w:r>
-      <w:hyperlink r:id="rId27">
-        <w:r>
-          <w:rPr>
-            <w:rtl/>
-            <w:cs/>
-            <w:lang w:val="ar_AE" w:bidi="ar_AE"/>
-          </w:rPr>
-          <w:rPr>
-            <w:color w:val="0000EE"/>
-            <w:u w:val="single"/>
-          </w:rPr>
-          <w:t>31</w:t>
-        </w:r>
-      </w:hyperlink>
+      <w:r>
+        <w:rPr>
+          <w:rtl/>
+          <w:cs/>
+          <w:lang w:val="ar_AE" w:bidi="ar_AE"/>
+        </w:rPr>
+        <w:t>31</w:t>
+      </w:r>
       <w:r>
         <w:rPr>
           <w:rtl/>
@@ -986,20 +890,14 @@
         </w:rPr>
         <w:t xml:space="preserve"> (الفصول </w:t>
       </w:r>
-      <w:hyperlink r:id="rId28">
-        <w:r>
-          <w:rPr>
-            <w:rtl/>
-            <w:cs/>
-            <w:lang w:val="ar_AE" w:bidi="ar_AE"/>
-          </w:rPr>
-          <w:rPr>
-            <w:color w:val="0000EE"/>
-            <w:u w:val="single"/>
-          </w:rPr>
-          <w:t>22–24</w:t>
-        </w:r>
-      </w:hyperlink>
+      <w:r>
+        <w:rPr>
+          <w:rtl/>
+          <w:cs/>
+          <w:lang w:val="ar_AE" w:bidi="ar_AE"/>
+        </w:rPr>
+        <w:t>22–24</w:t>
+      </w:r>
       <w:r>
         <w:rPr>
           <w:rtl/>
@@ -1024,20 +922,14 @@
         </w:rPr>
         <w:t xml:space="preserve"> في (الفصل </w:t>
       </w:r>
-      <w:hyperlink r:id="rId29">
-        <w:r>
-          <w:rPr>
-            <w:rtl/>
-            <w:cs/>
-            <w:lang w:val="ar_AE" w:bidi="ar_AE"/>
-          </w:rPr>
-          <w:rPr>
-            <w:color w:val="0000EE"/>
-            <w:u w:val="single"/>
-          </w:rPr>
-          <w:t>32</w:t>
-        </w:r>
-      </w:hyperlink>
+      <w:r>
+        <w:rPr>
+          <w:rtl/>
+          <w:cs/>
+          <w:lang w:val="ar_AE" w:bidi="ar_AE"/>
+        </w:rPr>
+        <w:t>32</w:t>
+      </w:r>
       <w:r>
         <w:rPr>
           <w:rtl/>
@@ -1062,20 +954,14 @@
         </w:rPr>
         <w:t xml:space="preserve"> (الفصل </w:t>
       </w:r>
-      <w:hyperlink r:id="rId30">
-        <w:r>
-          <w:rPr>
-            <w:rtl/>
-            <w:cs/>
-            <w:lang w:val="ar_AE" w:bidi="ar_AE"/>
-          </w:rPr>
-          <w:rPr>
-            <w:color w:val="0000EE"/>
-            <w:u w:val="single"/>
-          </w:rPr>
-          <w:t>33</w:t>
-        </w:r>
-      </w:hyperlink>
+      <w:r>
+        <w:rPr>
+          <w:rtl/>
+          <w:cs/>
+          <w:lang w:val="ar_AE" w:bidi="ar_AE"/>
+        </w:rPr>
+        <w:t>33</w:t>
+      </w:r>
       <w:r>
         <w:rPr>
           <w:rtl/>
@@ -1100,20 +986,14 @@
         </w:rPr>
         <w:t xml:space="preserve"> (الفصول </w:t>
       </w:r>
-      <w:hyperlink r:id="rId31">
-        <w:r>
-          <w:rPr>
-            <w:rtl/>
-            <w:cs/>
-            <w:lang w:val="ar_AE" w:bidi="ar_AE"/>
-          </w:rPr>
-          <w:rPr>
-            <w:color w:val="0000EE"/>
-            <w:u w:val="single"/>
-          </w:rPr>
-          <w:t>34–36</w:t>
-        </w:r>
-      </w:hyperlink>
+      <w:r>
+        <w:rPr>
+          <w:rtl/>
+          <w:cs/>
+          <w:lang w:val="ar_AE" w:bidi="ar_AE"/>
+        </w:rPr>
+        <w:t>34–36</w:t>
+      </w:r>
       <w:r>
         <w:rPr>
           <w:rtl/>
@@ -1185,20 +1065,14 @@
         </w:rPr>
         <w:t xml:space="preserve"> (</w:t>
       </w:r>
-      <w:hyperlink r:id="rId32">
-        <w:r>
-          <w:rPr>
-            <w:rtl/>
-            <w:cs/>
-            <w:lang w:val="ar_AE" w:bidi="ar_AE"/>
-          </w:rPr>
-          <w:rPr>
-            <w:color w:val="0000EE"/>
-            <w:u w:val="single"/>
-          </w:rPr>
-          <w:t>العَدَد 33:1–2</w:t>
-        </w:r>
-      </w:hyperlink>
+      <w:r>
+        <w:rPr>
+          <w:rtl/>
+          <w:cs/>
+          <w:lang w:val="ar_AE" w:bidi="ar_AE"/>
+        </w:rPr>
+        <w:t>العَدَد 33:1–2</w:t>
+      </w:r>
       <w:r>
         <w:rPr>
           <w:rtl/>
@@ -1223,20 +1097,14 @@
         </w:rPr>
         <w:t xml:space="preserve"> (</w:t>
       </w:r>
-      <w:hyperlink r:id="rId33">
-        <w:r>
-          <w:rPr>
-            <w:rtl/>
-            <w:cs/>
-            <w:lang w:val="ar_AE" w:bidi="ar_AE"/>
-          </w:rPr>
-          <w:rPr>
-            <w:color w:val="0000EE"/>
-            <w:u w:val="single"/>
-          </w:rPr>
-          <w:t>التثنية 34</w:t>
-        </w:r>
-      </w:hyperlink>
+      <w:r>
+        <w:rPr>
+          <w:rtl/>
+          <w:cs/>
+          <w:lang w:val="ar_AE" w:bidi="ar_AE"/>
+        </w:rPr>
+        <w:t>التثنية 34</w:t>
+      </w:r>
       <w:r>
         <w:rPr>
           <w:rtl/>
@@ -1458,20 +1326,14 @@
         </w:rPr>
         <w:t xml:space="preserve"> </w:t>
       </w:r>
-      <w:hyperlink r:id="rId16">
-        <w:r>
-          <w:rPr>
-            <w:rtl/>
-            <w:cs/>
-            <w:lang w:val="ar_AE" w:bidi="ar_AE"/>
-          </w:rPr>
-          <w:rPr>
-            <w:color w:val="0000EE"/>
-            <w:u w:val="single"/>
-          </w:rPr>
-          <w:t>1–4</w:t>
-        </w:r>
-      </w:hyperlink>
+      <w:r>
+        <w:rPr>
+          <w:rtl/>
+          <w:cs/>
+          <w:lang w:val="ar_AE" w:bidi="ar_AE"/>
+        </w:rPr>
+        <w:t>1–4</w:t>
+      </w:r>
       <w:r>
         <w:rPr>
           <w:rtl/>
@@ -1480,20 +1342,14 @@
         </w:rPr>
         <w:t xml:space="preserve">، </w:t>
       </w:r>
-      <w:hyperlink r:id="rId17">
-        <w:r>
-          <w:rPr>
-            <w:rtl/>
-            <w:cs/>
-            <w:lang w:val="ar_AE" w:bidi="ar_AE"/>
-          </w:rPr>
-          <w:rPr>
-            <w:color w:val="0000EE"/>
-            <w:u w:val="single"/>
-          </w:rPr>
-          <w:t>26</w:t>
-        </w:r>
-      </w:hyperlink>
+      <w:r>
+        <w:rPr>
+          <w:rtl/>
+          <w:cs/>
+          <w:lang w:val="ar_AE" w:bidi="ar_AE"/>
+        </w:rPr>
+        <w:t>26</w:t>
+      </w:r>
       <w:r>
         <w:rPr>
           <w:rtl/>
@@ -1550,20 +1406,14 @@
         </w:rPr>
         <w:t xml:space="preserve"> </w:t>
       </w:r>
-      <w:hyperlink r:id="rId34">
-        <w:r>
-          <w:rPr>
-            <w:rtl/>
-            <w:cs/>
-            <w:lang w:val="ar_AE" w:bidi="ar_AE"/>
-          </w:rPr>
-          <w:rPr>
-            <w:color w:val="0000EE"/>
-            <w:u w:val="single"/>
-          </w:rPr>
-          <w:t>العدد 1:1</w:t>
-        </w:r>
-      </w:hyperlink>
+      <w:r>
+        <w:rPr>
+          <w:rtl/>
+          <w:cs/>
+          <w:lang w:val="ar_AE" w:bidi="ar_AE"/>
+        </w:rPr>
+        <w:t>العدد 1:1</w:t>
+      </w:r>
       <w:r>
         <w:rPr>
           <w:rtl/>
@@ -1609,20 +1459,14 @@
         </w:rPr>
         <w:t>ينطوي سِفْرُ العددِ على مجموعةٍ متنوعة من الأنماط الأدبية الشائعة، كالأدب الروائي (</w:t>
       </w:r>
-      <w:hyperlink r:id="rId35">
-        <w:r>
-          <w:rPr>
-            <w:rtl/>
-            <w:cs/>
-            <w:lang w:val="ar_AE" w:bidi="ar_AE"/>
-          </w:rPr>
-          <w:rPr>
-            <w:color w:val="0000EE"/>
-            <w:u w:val="single"/>
-          </w:rPr>
-          <w:t>10:11–14:45</w:t>
-        </w:r>
-      </w:hyperlink>
+      <w:r>
+        <w:rPr>
+          <w:rtl/>
+          <w:cs/>
+          <w:lang w:val="ar_AE" w:bidi="ar_AE"/>
+        </w:rPr>
+        <w:t>10:11–14:45</w:t>
+      </w:r>
       <w:r>
         <w:rPr>
           <w:rtl/>
@@ -1631,20 +1475,14 @@
         </w:rPr>
         <w:t xml:space="preserve">)، والشِّعْريِّ (الفصول </w:t>
       </w:r>
-      <w:hyperlink r:id="rId36">
-        <w:r>
-          <w:rPr>
-            <w:rtl/>
-            <w:cs/>
-            <w:lang w:val="ar_AE" w:bidi="ar_AE"/>
-          </w:rPr>
-          <w:rPr>
-            <w:color w:val="0000EE"/>
-            <w:u w:val="single"/>
-          </w:rPr>
-          <w:t>23–24</w:t>
-        </w:r>
-      </w:hyperlink>
+      <w:r>
+        <w:rPr>
+          <w:rtl/>
+          <w:cs/>
+          <w:lang w:val="ar_AE" w:bidi="ar_AE"/>
+        </w:rPr>
+        <w:t>23–24</w:t>
+      </w:r>
       <w:r>
         <w:rPr>
           <w:rtl/>
@@ -1653,20 +1491,14 @@
         </w:rPr>
         <w:t xml:space="preserve">)، والتشريعي (الفصول </w:t>
       </w:r>
-      <w:hyperlink r:id="rId37">
-        <w:r>
-          <w:rPr>
-            <w:rtl/>
-            <w:cs/>
-            <w:lang w:val="ar_AE" w:bidi="ar_AE"/>
-          </w:rPr>
-          <w:rPr>
-            <w:color w:val="0000EE"/>
-            <w:u w:val="single"/>
-          </w:rPr>
-          <w:t>4–6</w:t>
-        </w:r>
-      </w:hyperlink>
+      <w:r>
+        <w:rPr>
+          <w:rtl/>
+          <w:cs/>
+          <w:lang w:val="ar_AE" w:bidi="ar_AE"/>
+        </w:rPr>
+        <w:t>4–6</w:t>
+      </w:r>
       <w:r>
         <w:rPr>
           <w:rtl/>
@@ -1675,20 +1507,14 @@
         </w:rPr>
         <w:t xml:space="preserve">). كما يحتوي على قوائِمٍ مُفَصَّلَةٍ عن الحقائقِ والأرقام، وإحصائيات التسجيل (الفصول </w:t>
       </w:r>
-      <w:hyperlink r:id="rId16">
-        <w:r>
-          <w:rPr>
-            <w:rtl/>
-            <w:cs/>
-            <w:lang w:val="ar_AE" w:bidi="ar_AE"/>
-          </w:rPr>
-          <w:rPr>
-            <w:color w:val="0000EE"/>
-            <w:u w:val="single"/>
-          </w:rPr>
-          <w:t>1–4</w:t>
-        </w:r>
-      </w:hyperlink>
+      <w:r>
+        <w:rPr>
+          <w:rtl/>
+          <w:cs/>
+          <w:lang w:val="ar_AE" w:bidi="ar_AE"/>
+        </w:rPr>
+        <w:t>1–4</w:t>
+      </w:r>
       <w:r>
         <w:rPr>
           <w:rtl/>
@@ -1697,20 +1523,14 @@
         </w:rPr>
         <w:t xml:space="preserve">)، والتقْدِمات والقرابين (الفصل </w:t>
       </w:r>
-      <w:hyperlink r:id="rId38">
-        <w:r>
-          <w:rPr>
-            <w:rtl/>
-            <w:cs/>
-            <w:lang w:val="ar_AE" w:bidi="ar_AE"/>
-          </w:rPr>
-          <w:rPr>
-            <w:color w:val="0000EE"/>
-            <w:u w:val="single"/>
-          </w:rPr>
-          <w:t>7</w:t>
-        </w:r>
-      </w:hyperlink>
+      <w:r>
+        <w:rPr>
+          <w:rtl/>
+          <w:cs/>
+          <w:lang w:val="ar_AE" w:bidi="ar_AE"/>
+        </w:rPr>
+        <w:t>7</w:t>
+      </w:r>
       <w:r>
         <w:rPr>
           <w:rtl/>
@@ -1719,20 +1539,14 @@
         </w:rPr>
         <w:t xml:space="preserve">)، ومسيرات التِّيه في البرية (الفصل </w:t>
       </w:r>
-      <w:hyperlink r:id="rId30">
-        <w:r>
-          <w:rPr>
-            <w:rtl/>
-            <w:cs/>
-            <w:lang w:val="ar_AE" w:bidi="ar_AE"/>
-          </w:rPr>
-          <w:rPr>
-            <w:color w:val="0000EE"/>
-            <w:u w:val="single"/>
-          </w:rPr>
-          <w:t>33</w:t>
-        </w:r>
-      </w:hyperlink>
+      <w:r>
+        <w:rPr>
+          <w:rtl/>
+          <w:cs/>
+          <w:lang w:val="ar_AE" w:bidi="ar_AE"/>
+        </w:rPr>
+        <w:t>33</w:t>
+      </w:r>
       <w:r>
         <w:rPr>
           <w:rtl/>
@@ -1741,20 +1555,14 @@
         </w:rPr>
         <w:t xml:space="preserve">). وتجمع ترجمة الحياة الجديدة القوائم النثرية العديدة في جداول مختصرة تضمُّ الأسماء والأعداد (الفصول </w:t>
       </w:r>
-      <w:hyperlink r:id="rId39">
-        <w:r>
-          <w:rPr>
-            <w:rtl/>
-            <w:cs/>
-            <w:lang w:val="ar_AE" w:bidi="ar_AE"/>
-          </w:rPr>
-          <w:rPr>
-            <w:color w:val="0000EE"/>
-            <w:u w:val="single"/>
-          </w:rPr>
-          <w:t>1–2</w:t>
-        </w:r>
-      </w:hyperlink>
+      <w:r>
+        <w:rPr>
+          <w:rtl/>
+          <w:cs/>
+          <w:lang w:val="ar_AE" w:bidi="ar_AE"/>
+        </w:rPr>
+        <w:t>1–2</w:t>
+      </w:r>
       <w:r>
         <w:rPr>
           <w:rtl/>
@@ -1763,20 +1571,14 @@
         </w:rPr>
         <w:t xml:space="preserve">؛ </w:t>
       </w:r>
-      <w:hyperlink r:id="rId40">
-        <w:r>
-          <w:rPr>
-            <w:rtl/>
-            <w:cs/>
-            <w:lang w:val="ar_AE" w:bidi="ar_AE"/>
-          </w:rPr>
-          <w:rPr>
-            <w:color w:val="0000EE"/>
-            <w:u w:val="single"/>
-          </w:rPr>
-          <w:t>13</w:t>
-        </w:r>
-      </w:hyperlink>
+      <w:r>
+        <w:rPr>
+          <w:rtl/>
+          <w:cs/>
+          <w:lang w:val="ar_AE" w:bidi="ar_AE"/>
+        </w:rPr>
+        <w:t>13</w:t>
+      </w:r>
       <w:r>
         <w:rPr>
           <w:rtl/>
@@ -1785,20 +1587,14 @@
         </w:rPr>
         <w:t xml:space="preserve">، </w:t>
       </w:r>
-      <w:hyperlink r:id="rId41">
-        <w:r>
-          <w:rPr>
-            <w:rtl/>
-            <w:cs/>
-            <w:lang w:val="ar_AE" w:bidi="ar_AE"/>
-          </w:rPr>
-          <w:rPr>
-            <w:color w:val="0000EE"/>
-            <w:u w:val="single"/>
-          </w:rPr>
-          <w:t>34</w:t>
-        </w:r>
-      </w:hyperlink>
+      <w:r>
+        <w:rPr>
+          <w:rtl/>
+          <w:cs/>
+          <w:lang w:val="ar_AE" w:bidi="ar_AE"/>
+        </w:rPr>
+        <w:t>34</w:t>
+      </w:r>
       <w:r>
         <w:rPr>
           <w:rtl/>
@@ -1869,20 +1665,14 @@
         </w:rPr>
         <w:t>" (</w:t>
       </w:r>
-      <w:hyperlink r:id="rId42">
-        <w:r>
-          <w:rPr>
-            <w:rtl/>
-            <w:cs/>
-            <w:lang w:val="ar_AE" w:bidi="ar_AE"/>
-          </w:rPr>
-          <w:rPr>
-            <w:color w:val="0000EE"/>
-            <w:u w:val="single"/>
-          </w:rPr>
-          <w:t>21:14–15</w:t>
-        </w:r>
-      </w:hyperlink>
+      <w:r>
+        <w:rPr>
+          <w:rtl/>
+          <w:cs/>
+          <w:lang w:val="ar_AE" w:bidi="ar_AE"/>
+        </w:rPr>
+        <w:t>21:14–15</w:t>
+      </w:r>
       <w:r>
         <w:rPr>
           <w:rtl/>
@@ -1891,20 +1681,14 @@
         </w:rPr>
         <w:t>)، "نَشِيدِ البِئْر" (</w:t>
       </w:r>
-      <w:hyperlink r:id="rId43">
-        <w:r>
-          <w:rPr>
-            <w:rtl/>
-            <w:cs/>
-            <w:lang w:val="ar_AE" w:bidi="ar_AE"/>
-          </w:rPr>
-          <w:rPr>
-            <w:color w:val="0000EE"/>
-            <w:u w:val="single"/>
-          </w:rPr>
-          <w:t>21:17–18</w:t>
-        </w:r>
-      </w:hyperlink>
+      <w:r>
+        <w:rPr>
+          <w:rtl/>
+          <w:cs/>
+          <w:lang w:val="ar_AE" w:bidi="ar_AE"/>
+        </w:rPr>
+        <w:t>21:17–18</w:t>
+      </w:r>
       <w:r>
         <w:rPr>
           <w:rtl/>
@@ -1913,20 +1697,14 @@
         </w:rPr>
         <w:t>)، و"نَشِيدِ حَشْبونَ" (</w:t>
       </w:r>
-      <w:hyperlink r:id="rId44">
-        <w:r>
-          <w:rPr>
-            <w:rtl/>
-            <w:cs/>
-            <w:lang w:val="ar_AE" w:bidi="ar_AE"/>
-          </w:rPr>
-          <w:rPr>
-            <w:color w:val="0000EE"/>
-            <w:u w:val="single"/>
-          </w:rPr>
-          <w:t>21:27–30</w:t>
-        </w:r>
-      </w:hyperlink>
+      <w:r>
+        <w:rPr>
+          <w:rtl/>
+          <w:cs/>
+          <w:lang w:val="ar_AE" w:bidi="ar_AE"/>
+        </w:rPr>
+        <w:t>21:27–30</w:t>
+      </w:r>
       <w:r>
         <w:rPr>
           <w:rtl/>
@@ -1935,20 +1713,14 @@
         </w:rPr>
         <w:t xml:space="preserve">). كما تحتوي الفصول </w:t>
       </w:r>
-      <w:hyperlink r:id="rId36">
-        <w:r>
-          <w:rPr>
-            <w:rtl/>
-            <w:cs/>
-            <w:lang w:val="ar_AE" w:bidi="ar_AE"/>
-          </w:rPr>
-          <w:rPr>
-            <w:color w:val="0000EE"/>
-            <w:u w:val="single"/>
-          </w:rPr>
-          <w:t>23–24</w:t>
-        </w:r>
-      </w:hyperlink>
+      <w:r>
+        <w:rPr>
+          <w:rtl/>
+          <w:cs/>
+          <w:lang w:val="ar_AE" w:bidi="ar_AE"/>
+        </w:rPr>
+        <w:t>23–24</w:t>
+      </w:r>
       <w:r>
         <w:rPr>
           <w:rtl/>
@@ -1957,20 +1729,14 @@
         </w:rPr>
         <w:t xml:space="preserve"> على كثيرٍ من الأبيات الشِّعْرِيَّة للنَّبِي غير الإسرائيلي بَلْعَامَ؛ ويبدو أن النصَّ الوارِد في </w:t>
       </w:r>
-      <w:hyperlink r:id="rId45">
-        <w:r>
-          <w:rPr>
-            <w:rtl/>
-            <w:cs/>
-            <w:lang w:val="ar_AE" w:bidi="ar_AE"/>
-          </w:rPr>
-          <w:rPr>
-            <w:color w:val="0000EE"/>
-            <w:u w:val="single"/>
-          </w:rPr>
-          <w:t>31:32–47</w:t>
-        </w:r>
-      </w:hyperlink>
+      <w:r>
+        <w:rPr>
+          <w:rtl/>
+          <w:cs/>
+          <w:lang w:val="ar_AE" w:bidi="ar_AE"/>
+        </w:rPr>
+        <w:t>31:32–47</w:t>
+      </w:r>
       <w:r>
         <w:rPr>
           <w:rtl/>
@@ -1979,20 +1745,14 @@
         </w:rPr>
         <w:t xml:space="preserve"> يعتَمِدُ على سجلٍ فعليٍّ عن غنائم الحرب؛ كما يبدو أن الفصل </w:t>
       </w:r>
-      <w:hyperlink r:id="rId30">
-        <w:r>
-          <w:rPr>
-            <w:rtl/>
-            <w:cs/>
-            <w:lang w:val="ar_AE" w:bidi="ar_AE"/>
-          </w:rPr>
-          <w:rPr>
-            <w:color w:val="0000EE"/>
-            <w:u w:val="single"/>
-          </w:rPr>
-          <w:t>33</w:t>
-        </w:r>
-      </w:hyperlink>
+      <w:r>
+        <w:rPr>
+          <w:rtl/>
+          <w:cs/>
+          <w:lang w:val="ar_AE" w:bidi="ar_AE"/>
+        </w:rPr>
+        <w:t>33</w:t>
+      </w:r>
       <w:r>
         <w:rPr>
           <w:rtl/>
@@ -2038,20 +1798,14 @@
         </w:rPr>
         <w:t xml:space="preserve"> </w:t>
       </w:r>
-      <w:hyperlink r:id="rId46">
-        <w:r>
-          <w:rPr>
-            <w:rtl/>
-            <w:cs/>
-            <w:lang w:val="ar_AE" w:bidi="ar_AE"/>
-          </w:rPr>
-          <w:rPr>
-            <w:color w:val="0000EE"/>
-            <w:u w:val="single"/>
-          </w:rPr>
-          <w:t>21–24</w:t>
-        </w:r>
-      </w:hyperlink>
+      <w:r>
+        <w:rPr>
+          <w:rtl/>
+          <w:cs/>
+          <w:lang w:val="ar_AE" w:bidi="ar_AE"/>
+        </w:rPr>
+        <w:t>21–24</w:t>
+      </w:r>
       <w:r>
         <w:rPr>
           <w:rtl/>
@@ -2197,20 +1951,14 @@
         </w:rPr>
         <w:t xml:space="preserve">في </w:t>
       </w:r>
-      <w:hyperlink r:id="rId47">
-        <w:r>
-          <w:rPr>
-            <w:rtl/>
-            <w:cs/>
-            <w:lang w:val="ar_AE" w:bidi="ar_AE"/>
-          </w:rPr>
-          <w:rPr>
-            <w:color w:val="0000EE"/>
-            <w:u w:val="single"/>
-          </w:rPr>
-          <w:t>1 كورنثوس 10:1–11</w:t>
-        </w:r>
-      </w:hyperlink>
+      <w:r>
+        <w:rPr>
+          <w:rtl/>
+          <w:cs/>
+          <w:lang w:val="ar_AE" w:bidi="ar_AE"/>
+        </w:rPr>
+        <w:t>1 كورنثوس 10:1–11</w:t>
+      </w:r>
       <w:r>
         <w:rPr>
           <w:rtl/>
@@ -2235,20 +1983,14 @@
         </w:rPr>
         <w:t xml:space="preserve"> (</w:t>
       </w:r>
-      <w:hyperlink r:id="rId48">
-        <w:r>
-          <w:rPr>
-            <w:rtl/>
-            <w:cs/>
-            <w:lang w:val="ar_AE" w:bidi="ar_AE"/>
-          </w:rPr>
-          <w:rPr>
-            <w:color w:val="0000EE"/>
-            <w:u w:val="single"/>
-          </w:rPr>
-          <w:t>1 كورنثوس 10:9</w:t>
-        </w:r>
-      </w:hyperlink>
+      <w:r>
+        <w:rPr>
+          <w:rtl/>
+          <w:cs/>
+          <w:lang w:val="ar_AE" w:bidi="ar_AE"/>
+        </w:rPr>
+        <w:t>1 كورنثوس 10:9</w:t>
+      </w:r>
       <w:r>
         <w:rPr>
           <w:rtl/>
@@ -2288,20 +2030,14 @@
         </w:rPr>
         <w:t xml:space="preserve"> (</w:t>
       </w:r>
-      <w:hyperlink r:id="rId49">
-        <w:r>
-          <w:rPr>
-            <w:rtl/>
-            <w:cs/>
-            <w:lang w:val="ar_AE" w:bidi="ar_AE"/>
-          </w:rPr>
-          <w:rPr>
-            <w:color w:val="0000EE"/>
-            <w:u w:val="single"/>
-          </w:rPr>
-          <w:t>عبرانيين 3:7–4:11</w:t>
-        </w:r>
-      </w:hyperlink>
+      <w:r>
+        <w:rPr>
+          <w:rtl/>
+          <w:cs/>
+          <w:lang w:val="ar_AE" w:bidi="ar_AE"/>
+        </w:rPr>
+        <w:t>عبرانيين 3:7–4:11</w:t>
+      </w:r>
       <w:r>
         <w:rPr>
           <w:rtl/>
@@ -2318,20 +2054,14 @@
         </w:rPr>
         <w:t xml:space="preserve">هذه النصوص التي تعتمدُ بشكلٍ كبيرٍ على مفرداتِ </w:t>
       </w:r>
-      <w:hyperlink r:id="rId50">
-        <w:r>
-          <w:rPr>
-            <w:rtl/>
-            <w:cs/>
-            <w:lang w:val="ar_AE" w:bidi="ar_AE"/>
-          </w:rPr>
-          <w:rPr>
-            <w:color w:val="0000EE"/>
-            <w:u w:val="single"/>
-          </w:rPr>
-          <w:t>المزمور 95</w:t>
-        </w:r>
-      </w:hyperlink>
+      <w:r>
+        <w:rPr>
+          <w:rtl/>
+          <w:cs/>
+          <w:lang w:val="ar_AE" w:bidi="ar_AE"/>
+        </w:rPr>
+        <w:t>المزمور 95</w:t>
+      </w:r>
       <w:r>
         <w:rPr>
           <w:rtl/>
@@ -2379,20 +2109,14 @@
         </w:rPr>
         <w:t xml:space="preserve">النصُّ الوارِدُ في </w:t>
       </w:r>
-      <w:hyperlink r:id="rId51">
-        <w:r>
-          <w:rPr>
-            <w:rtl/>
-            <w:cs/>
-            <w:lang w:val="ar_AE" w:bidi="ar_AE"/>
-          </w:rPr>
-          <w:rPr>
-            <w:color w:val="0000EE"/>
-            <w:u w:val="single"/>
-          </w:rPr>
-          <w:t>يهوذا 1:5</w:t>
-        </w:r>
-      </w:hyperlink>
+      <w:r>
+        <w:rPr>
+          <w:rtl/>
+          <w:cs/>
+          <w:lang w:val="ar_AE" w:bidi="ar_AE"/>
+        </w:rPr>
+        <w:t>يهوذا 1:5</w:t>
+      </w:r>
       <w:r>
         <w:rPr>
           <w:rtl/>
